--- a/Calendario2026/Laboratorios/Laboratorio3/3_ConfigureNAT_PAT.docx
+++ b/Calendario2026/Laboratorios/Laboratorio3/3_ConfigureNAT_PAT.docx
@@ -1763,7 +1763,21 @@
         <w:rPr>
           <w:lang w:val="en-US"/>
         </w:rPr>
-        <w:t xml:space="preserve">Gateway(config)# </w:t>
+        <w:t>Gateway(</w:t>
+      </w:r>
+      <w:proofErr w:type="gramStart"/>
+      <w:r>
+        <w:rPr>
+          <w:lang w:val="en-US"/>
+        </w:rPr>
+        <w:t>config)#</w:t>
+      </w:r>
+      <w:proofErr w:type="gramEnd"/>
+      <w:r>
+        <w:rPr>
+          <w:lang w:val="en-US"/>
+        </w:rPr>
+        <w:t xml:space="preserve"> </w:t>
       </w:r>
       <w:proofErr w:type="spellStart"/>
       <w:r>
@@ -1951,7 +1965,21 @@
         <w:rPr>
           <w:lang w:val="en-US"/>
         </w:rPr>
-        <w:t xml:space="preserve">Gateway(config-if)# </w:t>
+        <w:t>Gateway(config-</w:t>
+      </w:r>
+      <w:proofErr w:type="gramStart"/>
+      <w:r>
+        <w:rPr>
+          <w:lang w:val="en-US"/>
+        </w:rPr>
+        <w:t>if)#</w:t>
+      </w:r>
+      <w:proofErr w:type="gramEnd"/>
+      <w:r>
+        <w:rPr>
+          <w:lang w:val="en-US"/>
+        </w:rPr>
+        <w:t xml:space="preserve"> </w:t>
       </w:r>
       <w:proofErr w:type="spellStart"/>
       <w:r>
@@ -1998,7 +2026,21 @@
         <w:rPr>
           <w:lang w:val="en-US"/>
         </w:rPr>
-        <w:t xml:space="preserve">Gateway(config-if)# </w:t>
+        <w:t>Gateway(config-</w:t>
+      </w:r>
+      <w:proofErr w:type="gramStart"/>
+      <w:r>
+        <w:rPr>
+          <w:lang w:val="en-US"/>
+        </w:rPr>
+        <w:t>if)#</w:t>
+      </w:r>
+      <w:proofErr w:type="gramEnd"/>
+      <w:r>
+        <w:rPr>
+          <w:lang w:val="en-US"/>
+        </w:rPr>
+        <w:t xml:space="preserve"> </w:t>
       </w:r>
       <w:r>
         <w:rPr>
@@ -2026,7 +2068,21 @@
         <w:rPr>
           <w:lang w:val="en-US"/>
         </w:rPr>
-        <w:t xml:space="preserve">Gateway(config-if)# </w:t>
+        <w:t>Gateway(config-</w:t>
+      </w:r>
+      <w:proofErr w:type="gramStart"/>
+      <w:r>
+        <w:rPr>
+          <w:lang w:val="en-US"/>
+        </w:rPr>
+        <w:t>if)#</w:t>
+      </w:r>
+      <w:proofErr w:type="gramEnd"/>
+      <w:r>
+        <w:rPr>
+          <w:lang w:val="en-US"/>
+        </w:rPr>
+        <w:t xml:space="preserve"> </w:t>
       </w:r>
       <w:proofErr w:type="spellStart"/>
       <w:r>
@@ -2087,11 +2143,19 @@
       <w:r>
         <w:t xml:space="preserve">Muestre la tabla de NAT estática mediante la emisión del comando </w:t>
       </w:r>
-      <w:r>
-        <w:rPr>
-          <w:b/>
-        </w:rPr>
-        <w:t xml:space="preserve">show </w:t>
+      <w:proofErr w:type="gramStart"/>
+      <w:r>
+        <w:rPr>
+          <w:b/>
+        </w:rPr>
+        <w:t>show</w:t>
+      </w:r>
+      <w:proofErr w:type="gramEnd"/>
+      <w:r>
+        <w:rPr>
+          <w:b/>
+        </w:rPr>
+        <w:t xml:space="preserve"> </w:t>
       </w:r>
       <w:proofErr w:type="spellStart"/>
       <w:r>
@@ -2508,11 +2572,9 @@
             <w:pPr>
               <w:pStyle w:val="BodyTextL25"/>
             </w:pPr>
-            <w:proofErr w:type="spellStart"/>
             <w:r>
               <w:t>Success</w:t>
             </w:r>
-            <w:proofErr w:type="spellEnd"/>
           </w:p>
         </w:tc>
       </w:tr>
@@ -2556,12 +2618,21 @@
         </w:rPr>
         <w:t xml:space="preserve">Gateway# </w:t>
       </w:r>
+      <w:proofErr w:type="gramStart"/>
       <w:r>
         <w:rPr>
           <w:b/>
           <w:lang w:val="es-MX"/>
         </w:rPr>
-        <w:t xml:space="preserve">show </w:t>
+        <w:t>show</w:t>
+      </w:r>
+      <w:proofErr w:type="gramEnd"/>
+      <w:r>
+        <w:rPr>
+          <w:b/>
+          <w:lang w:val="es-MX"/>
+        </w:rPr>
+        <w:t xml:space="preserve"> </w:t>
       </w:r>
       <w:proofErr w:type="spellStart"/>
       <w:r>
@@ -2874,11 +2945,9 @@
             <w:pPr>
               <w:pStyle w:val="BodyTextL25"/>
             </w:pPr>
-            <w:proofErr w:type="spellStart"/>
             <w:r>
               <w:t>Success</w:t>
             </w:r>
-            <w:proofErr w:type="spellEnd"/>
           </w:p>
         </w:tc>
       </w:tr>
@@ -2896,7 +2965,17 @@
       </w:r>
       <w:proofErr w:type="spellEnd"/>
       <w:r>
-        <w:t xml:space="preserve"> Gateway, muestre la tabla de NAT para verificar la traducción.</w:t>
+        <w:t xml:space="preserve"> </w:t>
+      </w:r>
+      <w:r>
+        <w:rPr>
+          <w:b/>
+          <w:bCs/>
+        </w:rPr>
+        <w:t>Gateway</w:t>
+      </w:r>
+      <w:r>
+        <w:t>, muestre la tabla de NAT para verificar la traducción.</w:t>
       </w:r>
     </w:p>
     <w:p>
@@ -2912,12 +2991,21 @@
         </w:rPr>
         <w:t xml:space="preserve">Gateway# </w:t>
       </w:r>
+      <w:proofErr w:type="gramStart"/>
       <w:r>
         <w:rPr>
           <w:b/>
           <w:lang w:val="es-MX"/>
         </w:rPr>
-        <w:t xml:space="preserve">show </w:t>
+        <w:t>show</w:t>
+      </w:r>
+      <w:proofErr w:type="gramEnd"/>
+      <w:r>
+        <w:rPr>
+          <w:b/>
+          <w:lang w:val="es-MX"/>
+        </w:rPr>
+        <w:t xml:space="preserve"> </w:t>
       </w:r>
       <w:proofErr w:type="spellStart"/>
       <w:r>
@@ -3249,11 +3337,9 @@
             <w:pPr>
               <w:pStyle w:val="BodyTextL25"/>
             </w:pPr>
-            <w:proofErr w:type="spellStart"/>
             <w:r>
               <w:t>Success</w:t>
             </w:r>
-            <w:proofErr w:type="spellEnd"/>
           </w:p>
         </w:tc>
       </w:tr>
@@ -3297,12 +3383,21 @@
         </w:rPr>
         <w:t xml:space="preserve">Gateway# </w:t>
       </w:r>
+      <w:proofErr w:type="gramStart"/>
       <w:r>
         <w:rPr>
           <w:b/>
           <w:lang w:val="es-MX"/>
         </w:rPr>
-        <w:t xml:space="preserve">show </w:t>
+        <w:t>show</w:t>
+      </w:r>
+      <w:proofErr w:type="gramEnd"/>
+      <w:r>
+        <w:rPr>
+          <w:b/>
+          <w:lang w:val="es-MX"/>
+        </w:rPr>
+        <w:t xml:space="preserve"> </w:t>
       </w:r>
       <w:proofErr w:type="spellStart"/>
       <w:r>
@@ -3640,8 +3735,16 @@
         <w:rPr>
           <w:lang w:val="en-US"/>
         </w:rPr>
-        <w:t>Gateway(config)#</w:t>
-      </w:r>
+        <w:t>Gateway(</w:t>
+      </w:r>
+      <w:proofErr w:type="gramStart"/>
+      <w:r>
+        <w:rPr>
+          <w:lang w:val="en-US"/>
+        </w:rPr>
+        <w:t>config)#</w:t>
+      </w:r>
+      <w:proofErr w:type="gramEnd"/>
       <w:r>
         <w:rPr>
           <w:b/>
@@ -3759,7 +3862,21 @@
         <w:rPr>
           <w:lang w:val="en-US"/>
         </w:rPr>
-        <w:t xml:space="preserve">Gateway(config)# </w:t>
+        <w:t>Gateway(</w:t>
+      </w:r>
+      <w:proofErr w:type="gramStart"/>
+      <w:r>
+        <w:rPr>
+          <w:lang w:val="en-US"/>
+        </w:rPr>
+        <w:t>config)#</w:t>
+      </w:r>
+      <w:proofErr w:type="gramEnd"/>
+      <w:r>
+        <w:rPr>
+          <w:lang w:val="en-US"/>
+        </w:rPr>
+        <w:t xml:space="preserve"> </w:t>
       </w:r>
       <w:proofErr w:type="spellStart"/>
       <w:r>
@@ -4062,11 +4179,9 @@
             <w:pPr>
               <w:pStyle w:val="BodyTextL25"/>
             </w:pPr>
-            <w:proofErr w:type="spellStart"/>
             <w:r>
               <w:t>Success</w:t>
             </w:r>
-            <w:proofErr w:type="spellEnd"/>
           </w:p>
         </w:tc>
       </w:tr>
@@ -4172,11 +4287,9 @@
             <w:pPr>
               <w:pStyle w:val="BodyTextL25"/>
             </w:pPr>
-            <w:proofErr w:type="spellStart"/>
             <w:r>
               <w:t>Success</w:t>
             </w:r>
-            <w:proofErr w:type="spellEnd"/>
           </w:p>
         </w:tc>
       </w:tr>
@@ -4283,11 +4396,9 @@
             <w:pPr>
               <w:pStyle w:val="BodyTextL25"/>
             </w:pPr>
-            <w:proofErr w:type="spellStart"/>
             <w:r>
               <w:t>Success</w:t>
             </w:r>
-            <w:proofErr w:type="spellEnd"/>
           </w:p>
         </w:tc>
       </w:tr>
@@ -4331,12 +4442,21 @@
         </w:rPr>
         <w:t xml:space="preserve">Gateway# </w:t>
       </w:r>
+      <w:proofErr w:type="gramStart"/>
       <w:r>
         <w:rPr>
           <w:b/>
           <w:lang w:val="es-MX"/>
         </w:rPr>
-        <w:t xml:space="preserve">show </w:t>
+        <w:t>show</w:t>
+      </w:r>
+      <w:proofErr w:type="gramEnd"/>
+      <w:r>
+        <w:rPr>
+          <w:b/>
+          <w:lang w:val="es-MX"/>
+        </w:rPr>
+        <w:t xml:space="preserve"> </w:t>
       </w:r>
       <w:proofErr w:type="spellStart"/>
       <w:r>
@@ -4473,7 +4593,21 @@
         <w:rPr>
           <w:lang w:val="en-US"/>
         </w:rPr>
-        <w:t xml:space="preserve">Gateway(config)# </w:t>
+        <w:t>Gateway(</w:t>
+      </w:r>
+      <w:proofErr w:type="gramStart"/>
+      <w:r>
+        <w:rPr>
+          <w:lang w:val="en-US"/>
+        </w:rPr>
+        <w:t>config)#</w:t>
+      </w:r>
+      <w:proofErr w:type="gramEnd"/>
+      <w:r>
+        <w:rPr>
+          <w:lang w:val="en-US"/>
+        </w:rPr>
+        <w:t xml:space="preserve"> </w:t>
       </w:r>
       <w:proofErr w:type="spellStart"/>
       <w:r>
@@ -4773,11 +4907,9 @@
             <w:pPr>
               <w:pStyle w:val="BodyTextL25"/>
             </w:pPr>
-            <w:proofErr w:type="spellStart"/>
             <w:r>
               <w:t>Success</w:t>
             </w:r>
-            <w:proofErr w:type="spellEnd"/>
           </w:p>
         </w:tc>
       </w:tr>
@@ -4883,11 +5015,9 @@
             <w:pPr>
               <w:pStyle w:val="BodyTextL25"/>
             </w:pPr>
-            <w:proofErr w:type="spellStart"/>
             <w:r>
               <w:t>Success</w:t>
             </w:r>
-            <w:proofErr w:type="spellEnd"/>
           </w:p>
         </w:tc>
       </w:tr>
@@ -4994,11 +5124,9 @@
             <w:pPr>
               <w:pStyle w:val="BodyTextL25"/>
             </w:pPr>
-            <w:proofErr w:type="spellStart"/>
             <w:r>
               <w:t>Success</w:t>
             </w:r>
-            <w:proofErr w:type="spellEnd"/>
           </w:p>
         </w:tc>
       </w:tr>
@@ -5033,12 +5161,21 @@
         </w:rPr>
         <w:t xml:space="preserve">Gateway# </w:t>
       </w:r>
+      <w:proofErr w:type="gramStart"/>
       <w:r>
         <w:rPr>
           <w:b/>
           <w:lang w:val="es-MX"/>
         </w:rPr>
-        <w:t xml:space="preserve">show </w:t>
+        <w:t>show</w:t>
+      </w:r>
+      <w:proofErr w:type="gramEnd"/>
+      <w:r>
+        <w:rPr>
+          <w:b/>
+          <w:lang w:val="es-MX"/>
+        </w:rPr>
+        <w:t xml:space="preserve"> </w:t>
       </w:r>
       <w:proofErr w:type="spellStart"/>
       <w:r>
@@ -5170,7 +5307,7 @@
       <w:rPr>
         <w:noProof/>
       </w:rPr>
-      <w:t>2025</w:t>
+      <w:t>2026</w:t>
     </w:r>
     <w:r>
       <w:fldChar w:fldCharType="end"/>
@@ -5299,7 +5436,7 @@
       <w:rPr>
         <w:noProof/>
       </w:rPr>
-      <w:t>2025</w:t>
+      <w:t>2026</w:t>
     </w:r>
     <w:r>
       <w:fldChar w:fldCharType="end"/>

--- a/Calendario2026/Laboratorios/Laboratorio3/3_ConfigureNAT_PAT.docx
+++ b/Calendario2026/Laboratorios/Laboratorio3/3_ConfigureNAT_PAT.docx
@@ -14,13 +14,13 @@
         <mc:AlternateContent>
           <mc:Choice Requires="wps">
             <w:drawing>
-              <wp:anchor distT="45720" distB="45720" distL="114300" distR="114300" simplePos="0" relativeHeight="251659264" behindDoc="0" locked="0" layoutInCell="1" allowOverlap="1" wp14:anchorId="112DBEDE" wp14:editId="74528625">
+              <wp:anchor distT="45720" distB="45720" distL="114300" distR="114300" simplePos="0" relativeHeight="251659264" behindDoc="0" locked="0" layoutInCell="1" allowOverlap="1" wp14:anchorId="112DBEDE" wp14:editId="0FD2883D">
                 <wp:simplePos x="0" y="0"/>
                 <wp:positionH relativeFrom="margin">
                   <wp:posOffset>-47625</wp:posOffset>
                 </wp:positionH>
                 <wp:positionV relativeFrom="paragraph">
-                  <wp:posOffset>332740</wp:posOffset>
+                  <wp:posOffset>432131</wp:posOffset>
                 </wp:positionV>
                 <wp:extent cx="6267450" cy="2886075"/>
                 <wp:effectExtent l="0" t="0" r="19050" b="28575"/>
@@ -122,7 +122,7 @@
                 <v:stroke joinstyle="miter"/>
                 <v:path gradientshapeok="t" o:connecttype="rect"/>
               </v:shapetype>
-              <v:shape id="Cuadro de texto 2" o:spid="_x0000_s1026" type="#_x0000_t202" style="position:absolute;left:0;text-align:left;margin-left:-3.75pt;margin-top:26.2pt;width:493.5pt;height:227.25pt;z-index:251659264;visibility:visible;mso-wrap-style:square;mso-width-percent:0;mso-height-percent:0;mso-wrap-distance-left:9pt;mso-wrap-distance-top:3.6pt;mso-wrap-distance-right:9pt;mso-wrap-distance-bottom:3.6pt;mso-position-horizontal:absolute;mso-position-horizontal-relative:margin;mso-position-vertical:absolute;mso-position-vertical-relative:text;mso-width-percent:0;mso-height-percent:0;mso-width-relative:margin;mso-height-relative:margin;v-text-anchor:top" o:gfxdata="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">
+              <v:shape id="Cuadro de texto 2" o:spid="_x0000_s1026" type="#_x0000_t202" style="position:absolute;left:0;text-align:left;margin-left:-3.75pt;margin-top:34.05pt;width:493.5pt;height:227.25pt;z-index:251659264;visibility:visible;mso-wrap-style:square;mso-width-percent:0;mso-height-percent:0;mso-wrap-distance-left:9pt;mso-wrap-distance-top:3.6pt;mso-wrap-distance-right:9pt;mso-wrap-distance-bottom:3.6pt;mso-position-horizontal:absolute;mso-position-horizontal-relative:margin;mso-position-vertical:absolute;mso-position-vertical-relative:text;mso-width-percent:0;mso-height-percent:0;mso-width-relative:margin;mso-height-relative:margin;v-text-anchor:top" o:gfxdata="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">
                 <v:textbox inset="1.3mm,,1.3mm">
                   <w:txbxContent>
                     <w:p>
@@ -146,7 +146,7 @@
                                     <pic:cNvPicPr/>
                                   </pic:nvPicPr>
                                   <pic:blipFill>
-                                    <a:blip r:embed="rId8"/>
+                                    <a:blip r:embed="rId7"/>
                                     <a:stretch>
                                       <a:fillRect/>
                                     </a:stretch>
@@ -194,7 +194,7 @@
     <w:p>
       <w:pPr>
         <w:pStyle w:val="LabSection"/>
-        <w:spacing w:before="120"/>
+        <w:spacing w:after="240"/>
       </w:pPr>
       <w:r>
         <w:t>Tabla de direccionamiento</w:t>
@@ -920,10 +920,113 @@
           </w:p>
         </w:tc>
       </w:tr>
+      <w:tr>
+        <w:trPr>
+          <w:cantSplit/>
+          <w:jc w:val="center"/>
+        </w:trPr>
+        <w:tc>
+          <w:tcPr>
+            <w:tcW w:w="2545" w:type="dxa"/>
+            <w:vAlign w:val="bottom"/>
+          </w:tcPr>
+          <w:p>
+            <w:pPr>
+              <w:pStyle w:val="TableText"/>
+              <w:spacing w:line="220" w:lineRule="exact"/>
+              <w:rPr>
+                <w:b/>
+                <w:bCs/>
+              </w:rPr>
+            </w:pPr>
+            <w:r>
+              <w:rPr>
+                <w:b/>
+                <w:bCs/>
+              </w:rPr>
+              <w:t>PC-</w:t>
+            </w:r>
+            <w:r>
+              <w:rPr>
+                <w:b/>
+                <w:bCs/>
+              </w:rPr>
+              <w:t>C</w:t>
+            </w:r>
+          </w:p>
+        </w:tc>
+        <w:tc>
+          <w:tcPr>
+            <w:tcW w:w="1440" w:type="dxa"/>
+            <w:vAlign w:val="bottom"/>
+          </w:tcPr>
+          <w:p>
+            <w:pPr>
+              <w:pStyle w:val="TableText"/>
+              <w:spacing w:line="220" w:lineRule="exact"/>
+            </w:pPr>
+            <w:r>
+              <w:t>NIC</w:t>
+            </w:r>
+          </w:p>
+        </w:tc>
+        <w:tc>
+          <w:tcPr>
+            <w:tcW w:w="1710" w:type="dxa"/>
+            <w:vAlign w:val="bottom"/>
+          </w:tcPr>
+          <w:p>
+            <w:pPr>
+              <w:pStyle w:val="TableText"/>
+              <w:spacing w:line="220" w:lineRule="exact"/>
+              <w:jc w:val="center"/>
+            </w:pPr>
+            <w:r>
+              <w:t>192.168.1.2</w:t>
+            </w:r>
+            <w:r>
+              <w:t>2</w:t>
+            </w:r>
+          </w:p>
+        </w:tc>
+        <w:tc>
+          <w:tcPr>
+            <w:tcW w:w="2099" w:type="dxa"/>
+            <w:vAlign w:val="bottom"/>
+          </w:tcPr>
+          <w:p>
+            <w:pPr>
+              <w:pStyle w:val="TableText"/>
+              <w:spacing w:line="220" w:lineRule="exact"/>
+              <w:jc w:val="center"/>
+            </w:pPr>
+            <w:r>
+              <w:t>255.255.255.0</w:t>
+            </w:r>
+          </w:p>
+        </w:tc>
+        <w:tc>
+          <w:tcPr>
+            <w:tcW w:w="1842" w:type="dxa"/>
+            <w:vAlign w:val="bottom"/>
+          </w:tcPr>
+          <w:p>
+            <w:pPr>
+              <w:pStyle w:val="TableText"/>
+              <w:spacing w:line="220" w:lineRule="exact"/>
+              <w:jc w:val="center"/>
+            </w:pPr>
+            <w:r>
+              <w:t>192.168.1.1</w:t>
+            </w:r>
+          </w:p>
+        </w:tc>
+      </w:tr>
     </w:tbl>
     <w:p>
       <w:pPr>
         <w:pStyle w:val="LabSection"/>
+        <w:spacing w:after="240"/>
       </w:pPr>
       <w:r>
         <w:t>Aspectos básicos/situación</w:t>
@@ -932,6 +1035,8 @@
     <w:p>
       <w:pPr>
         <w:pStyle w:val="BodyTextL25"/>
+        <w:spacing w:line="300" w:lineRule="exact"/>
+        <w:ind w:left="357"/>
         <w:jc w:val="both"/>
       </w:pPr>
       <w:r>
@@ -949,6 +1054,8 @@
     <w:p>
       <w:pPr>
         <w:pStyle w:val="BodyTextL25"/>
+        <w:spacing w:line="300" w:lineRule="exact"/>
+        <w:ind w:left="357"/>
         <w:jc w:val="both"/>
       </w:pPr>
       <w:r>
@@ -1147,35 +1254,52 @@
     </w:p>
     <w:p>
       <w:pPr>
-        <w:pStyle w:val="PartHead"/>
-        <w:tabs>
-          <w:tab w:val="clear" w:pos="1080"/>
-        </w:tabs>
-        <w:ind w:left="1469" w:hanging="1469"/>
-      </w:pPr>
-      <w:r>
-        <w:t>Armar la red y verificar la conectividad</w:t>
-      </w:r>
+        <w:pStyle w:val="BodyTextL25"/>
+        <w:jc w:val="both"/>
+      </w:pPr>
     </w:p>
     <w:p>
       <w:pPr>
-        <w:pStyle w:val="BodyTextL25"/>
-      </w:pPr>
-      <w:r>
-        <w:t xml:space="preserve">En la parte 1, establecerá la topología de la red y configurará los parámetros básicos, como las direcciones IP de interfaz, el </w:t>
-      </w:r>
-      <w:proofErr w:type="spellStart"/>
-      <w:r>
-        <w:t>routing</w:t>
-      </w:r>
-      <w:proofErr w:type="spellEnd"/>
-      <w:r>
-        <w:t xml:space="preserve"> estático, el acceso a los dispositivos y las contraseñas.</w:t>
+        <w:pStyle w:val="PartHead"/>
+        <w:numPr>
+          <w:ilvl w:val="0"/>
+          <w:numId w:val="0"/>
+        </w:numPr>
+        <w:ind w:left="1080" w:hanging="1080"/>
+      </w:pPr>
+      <w:r>
+        <w:lastRenderedPageBreak/>
+        <w:t xml:space="preserve">Parte 1: </w:t>
+      </w:r>
+      <w:r>
+        <w:t>Armar la red y verificar la conectividad</w:t>
       </w:r>
     </w:p>
     <w:p>
       <w:pPr>
+        <w:pStyle w:val="BodyTextL25"/>
+        <w:spacing w:line="300" w:lineRule="exact"/>
+        <w:ind w:left="357"/>
+      </w:pPr>
+      <w:r>
+        <w:t xml:space="preserve">En la parte 1, establecerá la topología de la red y configurará los parámetros básicos, como las direcciones IP de interfaz, el </w:t>
+      </w:r>
+      <w:proofErr w:type="spellStart"/>
+      <w:r>
+        <w:t>routing</w:t>
+      </w:r>
+      <w:proofErr w:type="spellEnd"/>
+      <w:r>
+        <w:t xml:space="preserve"> estático, el acceso a los dispositivos y las contraseñas.</w:t>
+      </w:r>
+    </w:p>
+    <w:p>
+      <w:pPr>
         <w:pStyle w:val="StepHead"/>
+        <w:numPr>
+          <w:ilvl w:val="0"/>
+          <w:numId w:val="12"/>
+        </w:numPr>
         <w:spacing w:after="0"/>
       </w:pPr>
       <w:r>
@@ -1208,15 +1332,18 @@
     <w:p>
       <w:pPr>
         <w:pStyle w:val="StepHead"/>
-      </w:pPr>
-      <w:r>
-        <w:lastRenderedPageBreak/>
+        <w:numPr>
+          <w:ilvl w:val="0"/>
+          <w:numId w:val="12"/>
+        </w:numPr>
+        <w:spacing w:after="0"/>
+      </w:pPr>
+      <w:r>
         <w:t>Configurar</w:t>
       </w:r>
       <w:r>
         <w:rPr>
           <w:rFonts w:hint="eastAsia"/>
-          <w:lang w:eastAsia="zh-CN"/>
         </w:rPr>
         <w:t xml:space="preserve"> </w:t>
       </w:r>
@@ -1227,6 +1354,11 @@
     <w:p>
       <w:pPr>
         <w:pStyle w:val="StepHead"/>
+        <w:numPr>
+          <w:ilvl w:val="0"/>
+          <w:numId w:val="12"/>
+        </w:numPr>
+        <w:spacing w:after="0"/>
       </w:pPr>
       <w:r>
         <w:t>Configurar</w:t>
@@ -1234,7 +1366,6 @@
       <w:r>
         <w:rPr>
           <w:rFonts w:hint="eastAsia"/>
-          <w:lang w:eastAsia="zh-CN"/>
         </w:rPr>
         <w:t xml:space="preserve"> </w:t>
       </w:r>
@@ -1343,6 +1474,11 @@
     <w:p>
       <w:pPr>
         <w:pStyle w:val="StepHead"/>
+        <w:numPr>
+          <w:ilvl w:val="0"/>
+          <w:numId w:val="12"/>
+        </w:numPr>
+        <w:spacing w:after="0"/>
       </w:pPr>
       <w:r>
         <w:t>Configurar</w:t>
@@ -1350,14 +1486,10 @@
       <w:r>
         <w:rPr>
           <w:rFonts w:hint="eastAsia"/>
-          <w:lang w:eastAsia="zh-CN"/>
         </w:rPr>
         <w:t xml:space="preserve"> </w:t>
       </w:r>
       <w:r>
-        <w:rPr>
-          <w:lang w:eastAsia="zh-CN"/>
-        </w:rPr>
         <w:t>ruteo</w:t>
       </w:r>
       <w:r>
@@ -1367,7 +1499,12 @@
     <w:p>
       <w:pPr>
         <w:pStyle w:val="SubStepAlpha"/>
-        <w:spacing w:line="216" w:lineRule="auto"/>
+        <w:numPr>
+          <w:ilvl w:val="2"/>
+          <w:numId w:val="16"/>
+        </w:numPr>
+        <w:spacing w:line="300" w:lineRule="exact"/>
+        <w:ind w:left="714" w:hanging="357"/>
       </w:pPr>
       <w:r>
         <w:t xml:space="preserve">Cree una ruta estática del </w:t>
@@ -1564,6 +1701,11 @@
     <w:p>
       <w:pPr>
         <w:pStyle w:val="StepHead"/>
+        <w:numPr>
+          <w:ilvl w:val="0"/>
+          <w:numId w:val="12"/>
+        </w:numPr>
+        <w:spacing w:after="0"/>
       </w:pPr>
       <w:r>
         <w:t>Verificar</w:t>
@@ -1571,7 +1713,6 @@
       <w:r>
         <w:rPr>
           <w:rFonts w:hint="eastAsia"/>
-          <w:lang w:eastAsia="zh-CN"/>
         </w:rPr>
         <w:t xml:space="preserve"> </w:t>
       </w:r>
@@ -1585,197 +1726,279 @@
     <w:p>
       <w:pPr>
         <w:pStyle w:val="SubStepAlpha"/>
-        <w:spacing w:line="216" w:lineRule="auto"/>
+        <w:numPr>
+          <w:ilvl w:val="2"/>
+          <w:numId w:val="34"/>
+        </w:numPr>
+        <w:spacing w:line="300" w:lineRule="exact"/>
+        <w:jc w:val="both"/>
+      </w:pPr>
+      <w:r>
+        <w:t xml:space="preserve">Desde los equipos host, haga ping a la interfaz </w:t>
+      </w:r>
+      <w:r>
+        <w:rPr>
+          <w:b/>
+          <w:bCs/>
+        </w:rPr>
+        <w:t>G0/0/1</w:t>
+      </w:r>
+      <w:r>
+        <w:t xml:space="preserve"> en el </w:t>
+      </w:r>
+      <w:proofErr w:type="spellStart"/>
+      <w:r>
+        <w:t>router</w:t>
+      </w:r>
+      <w:proofErr w:type="spellEnd"/>
+      <w:r>
+        <w:t xml:space="preserve"> </w:t>
+      </w:r>
+      <w:r>
+        <w:rPr>
+          <w:b/>
+          <w:bCs/>
+        </w:rPr>
+        <w:t>Gateway</w:t>
+      </w:r>
+      <w:r>
+        <w:t>. Resuelva los problemas si los pings fallan.</w:t>
+      </w:r>
+    </w:p>
+    <w:p>
+      <w:pPr>
+        <w:pStyle w:val="SubStepAlpha"/>
+        <w:spacing w:line="300" w:lineRule="exact"/>
         <w:ind w:left="714" w:hanging="357"/>
         <w:jc w:val="both"/>
       </w:pPr>
       <w:r>
-        <w:t xml:space="preserve">Desde los equipos host, haga ping a la interfaz </w:t>
-      </w:r>
-      <w:r>
-        <w:rPr>
-          <w:b/>
-          <w:bCs/>
-        </w:rPr>
-        <w:t>G0/0/1</w:t>
-      </w:r>
-      <w:r>
-        <w:t xml:space="preserve"> en el </w:t>
+        <w:t>Muestre las tablas de r</w:t>
+      </w:r>
+      <w:r>
+        <w:t xml:space="preserve">uteo </w:t>
+      </w:r>
+      <w:r>
+        <w:t xml:space="preserve">en ambos </w:t>
       </w:r>
       <w:proofErr w:type="spellStart"/>
       <w:r>
-        <w:t>router</w:t>
+        <w:t>routers</w:t>
       </w:r>
       <w:proofErr w:type="spellEnd"/>
       <w:r>
-        <w:t xml:space="preserve"> </w:t>
-      </w:r>
-      <w:r>
-        <w:rPr>
-          <w:b/>
-          <w:bCs/>
-        </w:rPr>
-        <w:t>Gateway</w:t>
-      </w:r>
-      <w:r>
-        <w:t>. Resuelva los problemas si los pings fallan.</w:t>
+        <w:t xml:space="preserve"> para verificar que las rutas estáticas se encuentren en la tabla de</w:t>
+      </w:r>
+      <w:r>
+        <w:t xml:space="preserve"> ruteo</w:t>
+      </w:r>
+      <w:r>
+        <w:t xml:space="preserve"> y estén configuradas correctamente en ambos </w:t>
+      </w:r>
+      <w:proofErr w:type="spellStart"/>
+      <w:r>
+        <w:t>routers</w:t>
+      </w:r>
+      <w:proofErr w:type="spellEnd"/>
+      <w:r>
+        <w:t>.</w:t>
       </w:r>
     </w:p>
     <w:p>
       <w:pPr>
-        <w:pStyle w:val="SubStepAlpha"/>
-        <w:spacing w:line="216" w:lineRule="auto"/>
-        <w:ind w:left="714" w:hanging="357"/>
-        <w:jc w:val="both"/>
-      </w:pPr>
-      <w:r>
-        <w:t>Muestre las tablas de r</w:t>
-      </w:r>
-      <w:r>
-        <w:t xml:space="preserve">uteo </w:t>
-      </w:r>
-      <w:r>
-        <w:t xml:space="preserve">en ambos </w:t>
-      </w:r>
-      <w:proofErr w:type="spellStart"/>
-      <w:r>
-        <w:t>routers</w:t>
-      </w:r>
-      <w:proofErr w:type="spellEnd"/>
-      <w:r>
-        <w:t xml:space="preserve"> para verificar que las rutas estáticas se encuentren en la tabla de</w:t>
-      </w:r>
-      <w:r>
-        <w:t xml:space="preserve"> ruteo</w:t>
-      </w:r>
-      <w:r>
-        <w:t xml:space="preserve"> y estén configuradas correctamente en ambos </w:t>
-      </w:r>
-      <w:proofErr w:type="spellStart"/>
-      <w:r>
-        <w:t>routers</w:t>
-      </w:r>
-      <w:proofErr w:type="spellEnd"/>
-      <w:r>
-        <w:t>.</w:t>
+        <w:pStyle w:val="PartHead"/>
+        <w:numPr>
+          <w:ilvl w:val="0"/>
+          <w:numId w:val="0"/>
+        </w:numPr>
+        <w:ind w:left="1080" w:hanging="1080"/>
+      </w:pPr>
+      <w:r>
+        <w:t xml:space="preserve">Parte 2: </w:t>
+      </w:r>
+      <w:r>
+        <w:t>Configuración y verificación de la NAT estátic</w:t>
+      </w:r>
+      <w:r>
+        <w:t>o</w:t>
       </w:r>
     </w:p>
     <w:p>
       <w:pPr>
-        <w:pStyle w:val="PartHead"/>
-        <w:tabs>
-          <w:tab w:val="clear" w:pos="1080"/>
-        </w:tabs>
-        <w:ind w:left="1469" w:hanging="1469"/>
+        <w:pStyle w:val="BodyTextL25"/>
+        <w:spacing w:line="300" w:lineRule="exact"/>
+        <w:ind w:left="357"/>
         <w:jc w:val="both"/>
       </w:pPr>
       <w:r>
-        <w:t>Configuración y verificación de la NAT estátic</w:t>
-      </w:r>
-      <w:r>
-        <w:t>o</w:t>
+        <w:t>La NAT estática consiste en una asignación uno a uno entre direcciones locales y globales, y estas asignaciones se mantienen constantes. La NAT estática resulta útil, en especial para los servidores web o los dispositivos que deben tener direcciones estáticas que sean accesibles desde Internet.</w:t>
       </w:r>
     </w:p>
     <w:p>
       <w:pPr>
+        <w:pStyle w:val="StepHead"/>
+        <w:numPr>
+          <w:ilvl w:val="0"/>
+          <w:numId w:val="19"/>
+        </w:numPr>
+        <w:spacing w:after="0"/>
+      </w:pPr>
+      <w:r>
+        <w:t>Configurar</w:t>
+      </w:r>
+      <w:r>
+        <w:rPr>
+          <w:rFonts w:hint="eastAsia"/>
+        </w:rPr>
+        <w:t xml:space="preserve"> </w:t>
+      </w:r>
+      <w:r>
+        <w:t>una asignación estática</w:t>
+      </w:r>
+    </w:p>
+    <w:p>
+      <w:pPr>
         <w:pStyle w:val="BodyTextL25"/>
-        <w:spacing w:line="204" w:lineRule="auto"/>
+        <w:spacing w:line="300" w:lineRule="exact"/>
         <w:ind w:left="357"/>
         <w:jc w:val="both"/>
       </w:pPr>
       <w:r>
-        <w:t>La NAT estática consiste en una asignación uno a uno entre direcciones locales y globales, y estas asignaciones se mantienen constantes. La NAT estática resulta útil, en especial para los servidores web o los dispositivos que deben tener direcciones estáticas que sean accesibles desde Internet.</w:t>
+        <w:t xml:space="preserve">El mapa estático se configura para indicarle al </w:t>
+      </w:r>
+      <w:proofErr w:type="spellStart"/>
+      <w:r>
+        <w:t>router</w:t>
+      </w:r>
+      <w:proofErr w:type="spellEnd"/>
+      <w:r>
+        <w:t xml:space="preserve"> que traduzca entre la dirección privada del servidor interno </w:t>
+      </w:r>
+      <w:r>
+        <w:rPr>
+          <w:b/>
+          <w:bCs/>
+        </w:rPr>
+        <w:t>192.168.1.20</w:t>
+      </w:r>
+      <w:r>
+        <w:t xml:space="preserve"> y la dirección pública </w:t>
+      </w:r>
+      <w:r>
+        <w:rPr>
+          <w:b/>
+          <w:bCs/>
+        </w:rPr>
+        <w:t>209.165.200.22</w:t>
+      </w:r>
+      <w:r>
+        <w:rPr>
+          <w:b/>
+          <w:bCs/>
+        </w:rPr>
+        <w:t>4</w:t>
+      </w:r>
+      <w:r>
+        <w:t>. Esto permite que los usuarios de Internet accedan a la PC-A. La PC-A simula un servidor o un dispositivo con una dirección constante a la que se puede acceder desde Internet.</w:t>
       </w:r>
     </w:p>
     <w:p>
       <w:pPr>
-        <w:pStyle w:val="StepHead"/>
-      </w:pPr>
-      <w:r>
-        <w:t>Configurar</w:t>
-      </w:r>
-      <w:r>
-        <w:rPr>
-          <w:rFonts w:hint="eastAsia"/>
-          <w:lang w:eastAsia="zh-CN"/>
+        <w:pStyle w:val="CMD"/>
+        <w:spacing w:line="204" w:lineRule="auto"/>
+        <w:rPr>
+          <w:b/>
+          <w:lang w:val="en-US"/>
+        </w:rPr>
+      </w:pPr>
+      <w:r>
+        <w:rPr>
+          <w:lang w:val="en-US"/>
+        </w:rPr>
+        <w:t xml:space="preserve">Gateway(config)# </w:t>
+      </w:r>
+      <w:proofErr w:type="spellStart"/>
+      <w:r>
+        <w:rPr>
+          <w:b/>
+          <w:lang w:val="en-US"/>
+        </w:rPr>
+        <w:t>ip</w:t>
+      </w:r>
+      <w:proofErr w:type="spellEnd"/>
+      <w:r>
+        <w:rPr>
+          <w:b/>
+          <w:lang w:val="en-US"/>
         </w:rPr>
         <w:t xml:space="preserve"> </w:t>
       </w:r>
-      <w:r>
-        <w:t>una asignación estática</w:t>
+      <w:proofErr w:type="spellStart"/>
+      <w:r>
+        <w:rPr>
+          <w:b/>
+          <w:lang w:val="en-US"/>
+        </w:rPr>
+        <w:t>nat</w:t>
+      </w:r>
+      <w:proofErr w:type="spellEnd"/>
+      <w:r>
+        <w:rPr>
+          <w:b/>
+          <w:lang w:val="en-US"/>
+        </w:rPr>
+        <w:t xml:space="preserve"> inside source static 192.168.1.20 209.165.200.22</w:t>
+      </w:r>
+      <w:r>
+        <w:rPr>
+          <w:b/>
+          <w:lang w:val="en-US"/>
+        </w:rPr>
+        <w:t>4</w:t>
       </w:r>
     </w:p>
     <w:p>
       <w:pPr>
-        <w:pStyle w:val="BodyTextL25"/>
-        <w:spacing w:line="204" w:lineRule="auto"/>
-        <w:jc w:val="both"/>
-      </w:pPr>
-      <w:r>
-        <w:t xml:space="preserve">El mapa estático se configura para indicarle al </w:t>
-      </w:r>
-      <w:proofErr w:type="spellStart"/>
-      <w:r>
-        <w:t>router</w:t>
-      </w:r>
-      <w:proofErr w:type="spellEnd"/>
-      <w:r>
-        <w:t xml:space="preserve"> que traduzca entre la dirección privada del servidor interno </w:t>
-      </w:r>
-      <w:r>
-        <w:rPr>
-          <w:b/>
-          <w:bCs/>
-        </w:rPr>
-        <w:t>192.168.1.20</w:t>
-      </w:r>
-      <w:r>
-        <w:t xml:space="preserve"> y la dirección pública </w:t>
-      </w:r>
-      <w:r>
-        <w:rPr>
-          <w:b/>
-          <w:bCs/>
-        </w:rPr>
-        <w:t>209.165.200.22</w:t>
-      </w:r>
-      <w:r>
-        <w:rPr>
-          <w:b/>
-          <w:bCs/>
-        </w:rPr>
-        <w:t>4</w:t>
-      </w:r>
-      <w:r>
-        <w:t>. Esto permite que los usuarios de Internet accedan a la PC-A. La PC-A simula un servidor o un dispositivo con una dirección constante a la que se puede acceder desde Internet.</w:t>
+        <w:pStyle w:val="StepHead"/>
+        <w:numPr>
+          <w:ilvl w:val="0"/>
+          <w:numId w:val="19"/>
+        </w:numPr>
+        <w:spacing w:after="0"/>
+      </w:pPr>
+      <w:bookmarkStart w:id="0" w:name="_Hlk196834774"/>
+      <w:r>
+        <w:lastRenderedPageBreak/>
+        <w:t>Especificar</w:t>
+      </w:r>
+      <w:r>
+        <w:rPr>
+          <w:rFonts w:hint="eastAsia"/>
+        </w:rPr>
+        <w:t xml:space="preserve"> </w:t>
+      </w:r>
+      <w:r>
+        <w:t>las interfaces</w:t>
       </w:r>
     </w:p>
     <w:p>
       <w:pPr>
-        <w:pStyle w:val="CMD"/>
-        <w:spacing w:line="204" w:lineRule="auto"/>
-        <w:rPr>
-          <w:b/>
-          <w:lang w:val="en-US"/>
-        </w:rPr>
-      </w:pPr>
-      <w:r>
-        <w:rPr>
-          <w:lang w:val="en-US"/>
-        </w:rPr>
-        <w:t>Gateway(</w:t>
-      </w:r>
-      <w:proofErr w:type="gramStart"/>
-      <w:r>
-        <w:rPr>
-          <w:lang w:val="en-US"/>
-        </w:rPr>
-        <w:t>config)#</w:t>
-      </w:r>
-      <w:proofErr w:type="gramEnd"/>
-      <w:r>
-        <w:rPr>
-          <w:lang w:val="en-US"/>
+        <w:pStyle w:val="BodyTextL25"/>
+      </w:pPr>
+      <w:r>
+        <w:t xml:space="preserve">Emita los comandos </w:t>
+      </w:r>
+      <w:proofErr w:type="spellStart"/>
+      <w:r>
+        <w:rPr>
+          <w:b/>
+        </w:rPr>
+        <w:t>ip</w:t>
+      </w:r>
+      <w:proofErr w:type="spellEnd"/>
+      <w:r>
+        <w:rPr>
+          <w:b/>
         </w:rPr>
         <w:t xml:space="preserve"> </w:t>
       </w:r>
@@ -1783,7 +2006,31 @@
       <w:r>
         <w:rPr>
           <w:b/>
-          <w:lang w:val="en-US"/>
+        </w:rPr>
+        <w:t>nat</w:t>
+      </w:r>
+      <w:proofErr w:type="spellEnd"/>
+      <w:r>
+        <w:rPr>
+          <w:b/>
+        </w:rPr>
+        <w:t xml:space="preserve"> </w:t>
+      </w:r>
+      <w:proofErr w:type="spellStart"/>
+      <w:r>
+        <w:rPr>
+          <w:b/>
+        </w:rPr>
+        <w:t>inside</w:t>
+      </w:r>
+      <w:proofErr w:type="spellEnd"/>
+      <w:r>
+        <w:t xml:space="preserve"> e </w:t>
+      </w:r>
+      <w:proofErr w:type="spellStart"/>
+      <w:r>
+        <w:rPr>
+          <w:b/>
         </w:rPr>
         <w:t>ip</w:t>
       </w:r>
@@ -1791,7 +2038,6 @@
       <w:r>
         <w:rPr>
           <w:b/>
-          <w:lang w:val="en-US"/>
         </w:rPr>
         <w:t xml:space="preserve"> </w:t>
       </w:r>
@@ -1799,7 +2045,6 @@
       <w:r>
         <w:rPr>
           <w:b/>
-          <w:lang w:val="en-US"/>
         </w:rPr>
         <w:t>nat</w:t>
       </w:r>
@@ -1807,48 +2052,69 @@
       <w:r>
         <w:rPr>
           <w:b/>
-          <w:lang w:val="en-US"/>
-        </w:rPr>
-        <w:t xml:space="preserve"> inside source static 192.168.1.20 209.165.200.22</w:t>
-      </w:r>
-      <w:r>
-        <w:rPr>
-          <w:b/>
-          <w:lang w:val="en-US"/>
-        </w:rPr>
-        <w:t>4</w:t>
+        </w:rPr>
+        <w:t xml:space="preserve"> </w:t>
+      </w:r>
+      <w:proofErr w:type="spellStart"/>
+      <w:r>
+        <w:rPr>
+          <w:b/>
+        </w:rPr>
+        <w:t>outside</w:t>
+      </w:r>
+      <w:proofErr w:type="spellEnd"/>
+      <w:r>
+        <w:t xml:space="preserve"> en las interfaces.</w:t>
       </w:r>
     </w:p>
     <w:p>
       <w:pPr>
-        <w:pStyle w:val="StepHead"/>
-      </w:pPr>
-      <w:bookmarkStart w:id="0" w:name="_Hlk196834774"/>
-      <w:r>
-        <w:t>Especificar</w:t>
-      </w:r>
-      <w:r>
-        <w:rPr>
-          <w:rFonts w:hint="eastAsia"/>
-          <w:lang w:eastAsia="zh-CN"/>
-        </w:rPr>
-        <w:t xml:space="preserve"> </w:t>
-      </w:r>
-      <w:r>
-        <w:t>las interfaces</w:t>
+        <w:pStyle w:val="CMD"/>
+        <w:rPr>
+          <w:b/>
+          <w:lang w:val="en-US"/>
+        </w:rPr>
+      </w:pPr>
+      <w:r>
+        <w:rPr>
+          <w:lang w:val="en-US"/>
+        </w:rPr>
+        <w:t xml:space="preserve">Gateway(config)# </w:t>
+      </w:r>
+      <w:r>
+        <w:rPr>
+          <w:b/>
+          <w:lang w:val="en-US"/>
+        </w:rPr>
+        <w:t xml:space="preserve">interface </w:t>
+      </w:r>
+      <w:r>
+        <w:rPr>
+          <w:b/>
+          <w:lang w:val="en-US"/>
+        </w:rPr>
+        <w:t>G0/0/1</w:t>
       </w:r>
     </w:p>
     <w:p>
       <w:pPr>
-        <w:pStyle w:val="BodyTextL25"/>
-      </w:pPr>
-      <w:r>
-        <w:t xml:space="preserve">Emita los comandos </w:t>
+        <w:pStyle w:val="CMD"/>
+        <w:rPr>
+          <w:b/>
+          <w:lang w:val="en-US"/>
+        </w:rPr>
+      </w:pPr>
+      <w:r>
+        <w:rPr>
+          <w:lang w:val="en-US"/>
+        </w:rPr>
+        <w:t xml:space="preserve">Gateway(config-if)# </w:t>
       </w:r>
       <w:proofErr w:type="spellStart"/>
       <w:r>
         <w:rPr>
           <w:b/>
+          <w:lang w:val="en-US"/>
         </w:rPr>
         <w:t>ip</w:t>
       </w:r>
@@ -1856,6 +2122,7 @@
       <w:r>
         <w:rPr>
           <w:b/>
+          <w:lang w:val="en-US"/>
         </w:rPr>
         <w:t xml:space="preserve"> </w:t>
       </w:r>
@@ -1863,6 +2130,7 @@
       <w:r>
         <w:rPr>
           <w:b/>
+          <w:lang w:val="en-US"/>
         </w:rPr>
         <w:t>nat</w:t>
       </w:r>
@@ -1870,58 +2138,9 @@
       <w:r>
         <w:rPr>
           <w:b/>
-        </w:rPr>
-        <w:t xml:space="preserve"> </w:t>
-      </w:r>
-      <w:proofErr w:type="spellStart"/>
-      <w:r>
-        <w:rPr>
-          <w:b/>
-        </w:rPr>
-        <w:t>inside</w:t>
-      </w:r>
-      <w:proofErr w:type="spellEnd"/>
-      <w:r>
-        <w:t xml:space="preserve"> e </w:t>
-      </w:r>
-      <w:proofErr w:type="spellStart"/>
-      <w:r>
-        <w:rPr>
-          <w:b/>
-        </w:rPr>
-        <w:t>ip</w:t>
-      </w:r>
-      <w:proofErr w:type="spellEnd"/>
-      <w:r>
-        <w:rPr>
-          <w:b/>
-        </w:rPr>
-        <w:t xml:space="preserve"> </w:t>
-      </w:r>
-      <w:proofErr w:type="spellStart"/>
-      <w:r>
-        <w:rPr>
-          <w:b/>
-        </w:rPr>
-        <w:t>nat</w:t>
-      </w:r>
-      <w:proofErr w:type="spellEnd"/>
-      <w:r>
-        <w:rPr>
-          <w:b/>
-        </w:rPr>
-        <w:t xml:space="preserve"> </w:t>
-      </w:r>
-      <w:proofErr w:type="spellStart"/>
-      <w:r>
-        <w:rPr>
-          <w:b/>
-        </w:rPr>
-        <w:t>outside</w:t>
-      </w:r>
-      <w:proofErr w:type="spellEnd"/>
-      <w:r>
-        <w:t xml:space="preserve"> en las interfaces.</w:t>
+          <w:lang w:val="en-US"/>
+        </w:rPr>
+        <w:t xml:space="preserve"> inside</w:t>
       </w:r>
     </w:p>
     <w:p>
@@ -1936,7 +2155,7 @@
         <w:rPr>
           <w:lang w:val="en-US"/>
         </w:rPr>
-        <w:t xml:space="preserve">Gateway(config)# </w:t>
+        <w:t xml:space="preserve">Gateway(config-if)# </w:t>
       </w:r>
       <w:r>
         <w:rPr>
@@ -1950,14 +2169,13 @@
           <w:b/>
           <w:lang w:val="en-US"/>
         </w:rPr>
-        <w:t>G0/0/1</w:t>
+        <w:t>S0/1/1</w:t>
       </w:r>
     </w:p>
     <w:p>
       <w:pPr>
         <w:pStyle w:val="CMD"/>
         <w:rPr>
-          <w:b/>
           <w:lang w:val="en-US"/>
         </w:rPr>
       </w:pPr>
@@ -1965,124 +2183,7 @@
         <w:rPr>
           <w:lang w:val="en-US"/>
         </w:rPr>
-        <w:t>Gateway(config-</w:t>
-      </w:r>
-      <w:proofErr w:type="gramStart"/>
-      <w:r>
-        <w:rPr>
-          <w:lang w:val="en-US"/>
-        </w:rPr>
-        <w:t>if)#</w:t>
-      </w:r>
-      <w:proofErr w:type="gramEnd"/>
-      <w:r>
-        <w:rPr>
-          <w:lang w:val="en-US"/>
-        </w:rPr>
-        <w:t xml:space="preserve"> </w:t>
-      </w:r>
-      <w:proofErr w:type="spellStart"/>
-      <w:r>
-        <w:rPr>
-          <w:b/>
-          <w:lang w:val="en-US"/>
-        </w:rPr>
-        <w:t>ip</w:t>
-      </w:r>
-      <w:proofErr w:type="spellEnd"/>
-      <w:r>
-        <w:rPr>
-          <w:b/>
-          <w:lang w:val="en-US"/>
-        </w:rPr>
-        <w:t xml:space="preserve"> </w:t>
-      </w:r>
-      <w:proofErr w:type="spellStart"/>
-      <w:r>
-        <w:rPr>
-          <w:b/>
-          <w:lang w:val="en-US"/>
-        </w:rPr>
-        <w:t>nat</w:t>
-      </w:r>
-      <w:proofErr w:type="spellEnd"/>
-      <w:r>
-        <w:rPr>
-          <w:b/>
-          <w:lang w:val="en-US"/>
-        </w:rPr>
-        <w:t xml:space="preserve"> inside</w:t>
-      </w:r>
-    </w:p>
-    <w:p>
-      <w:pPr>
-        <w:pStyle w:val="CMD"/>
-        <w:rPr>
-          <w:b/>
-          <w:lang w:val="en-US"/>
-        </w:rPr>
-      </w:pPr>
-      <w:r>
-        <w:rPr>
-          <w:lang w:val="en-US"/>
-        </w:rPr>
-        <w:t>Gateway(config-</w:t>
-      </w:r>
-      <w:proofErr w:type="gramStart"/>
-      <w:r>
-        <w:rPr>
-          <w:lang w:val="en-US"/>
-        </w:rPr>
-        <w:t>if)#</w:t>
-      </w:r>
-      <w:proofErr w:type="gramEnd"/>
-      <w:r>
-        <w:rPr>
-          <w:lang w:val="en-US"/>
-        </w:rPr>
-        <w:t xml:space="preserve"> </w:t>
-      </w:r>
-      <w:r>
-        <w:rPr>
-          <w:b/>
-          <w:lang w:val="en-US"/>
-        </w:rPr>
-        <w:t xml:space="preserve">interface </w:t>
-      </w:r>
-      <w:r>
-        <w:rPr>
-          <w:b/>
-          <w:lang w:val="en-US"/>
-        </w:rPr>
-        <w:t>S0/1/1</w:t>
-      </w:r>
-    </w:p>
-    <w:p>
-      <w:pPr>
-        <w:pStyle w:val="CMD"/>
-        <w:rPr>
-          <w:lang w:val="en-US"/>
-        </w:rPr>
-      </w:pPr>
-      <w:r>
-        <w:rPr>
-          <w:lang w:val="en-US"/>
-        </w:rPr>
-        <w:t>Gateway(config-</w:t>
-      </w:r>
-      <w:proofErr w:type="gramStart"/>
-      <w:r>
-        <w:rPr>
-          <w:lang w:val="en-US"/>
-        </w:rPr>
-        <w:t>if)#</w:t>
-      </w:r>
-      <w:proofErr w:type="gramEnd"/>
-      <w:r>
-        <w:rPr>
-          <w:lang w:val="en-US"/>
-        </w:rPr>
-        <w:t xml:space="preserve"> </w:t>
+        <w:t xml:space="preserve">Gateway(config-if)# </w:t>
       </w:r>
       <w:proofErr w:type="spellStart"/>
       <w:r>
@@ -2121,6 +2222,11 @@
     <w:p>
       <w:pPr>
         <w:pStyle w:val="StepHead"/>
+        <w:numPr>
+          <w:ilvl w:val="0"/>
+          <w:numId w:val="19"/>
+        </w:numPr>
+        <w:spacing w:after="0"/>
       </w:pPr>
       <w:r>
         <w:t>Probar</w:t>
@@ -2128,7 +2234,6 @@
       <w:r>
         <w:rPr>
           <w:rFonts w:hint="eastAsia"/>
-          <w:lang w:eastAsia="zh-CN"/>
         </w:rPr>
         <w:t xml:space="preserve"> </w:t>
       </w:r>
@@ -2139,23 +2244,19 @@
     <w:p>
       <w:pPr>
         <w:pStyle w:val="SubStepAlpha"/>
+        <w:numPr>
+          <w:ilvl w:val="2"/>
+          <w:numId w:val="22"/>
+        </w:numPr>
       </w:pPr>
       <w:r>
         <w:t xml:space="preserve">Muestre la tabla de NAT estática mediante la emisión del comando </w:t>
       </w:r>
-      <w:proofErr w:type="gramStart"/>
-      <w:r>
-        <w:rPr>
-          <w:b/>
-        </w:rPr>
-        <w:t>show</w:t>
-      </w:r>
-      <w:proofErr w:type="gramEnd"/>
-      <w:r>
-        <w:rPr>
-          <w:b/>
-        </w:rPr>
-        <w:t xml:space="preserve"> </w:t>
+      <w:r>
+        <w:rPr>
+          <w:b/>
+        </w:rPr>
+        <w:t xml:space="preserve">show </w:t>
       </w:r>
       <w:proofErr w:type="spellStart"/>
       <w:r>
@@ -2286,7 +2387,6 @@
         <w:jc w:val="both"/>
       </w:pPr>
       <w:r>
-        <w:lastRenderedPageBreak/>
         <w:t xml:space="preserve">En la </w:t>
       </w:r>
       <w:r>
@@ -2618,21 +2718,12 @@
         </w:rPr>
         <w:t xml:space="preserve">Gateway# </w:t>
       </w:r>
-      <w:proofErr w:type="gramStart"/>
       <w:r>
         <w:rPr>
           <w:b/>
           <w:lang w:val="es-MX"/>
         </w:rPr>
-        <w:t>show</w:t>
-      </w:r>
-      <w:proofErr w:type="gramEnd"/>
-      <w:r>
-        <w:rPr>
-          <w:b/>
-          <w:lang w:val="es-MX"/>
-        </w:rPr>
-        <w:t xml:space="preserve"> </w:t>
+        <w:t xml:space="preserve">show </w:t>
       </w:r>
       <w:proofErr w:type="spellStart"/>
       <w:r>
@@ -2991,21 +3082,12 @@
         </w:rPr>
         <w:t xml:space="preserve">Gateway# </w:t>
       </w:r>
-      <w:proofErr w:type="gramStart"/>
       <w:r>
         <w:rPr>
           <w:b/>
           <w:lang w:val="es-MX"/>
         </w:rPr>
-        <w:t>show</w:t>
-      </w:r>
-      <w:proofErr w:type="gramEnd"/>
-      <w:r>
-        <w:rPr>
-          <w:b/>
-          <w:lang w:val="es-MX"/>
-        </w:rPr>
-        <w:t xml:space="preserve"> </w:t>
+        <w:t xml:space="preserve">show </w:t>
       </w:r>
       <w:proofErr w:type="spellStart"/>
       <w:r>
@@ -3052,6 +3134,8 @@
     <w:p>
       <w:pPr>
         <w:pStyle w:val="SubStepAlpha"/>
+        <w:spacing w:line="300" w:lineRule="exact"/>
+        <w:ind w:left="714" w:hanging="357"/>
       </w:pPr>
       <w:r>
         <w:t xml:space="preserve">Debido a que se configuró NAT estática para la PC-A, verifique que el ping del </w:t>
@@ -3383,21 +3467,12 @@
         </w:rPr>
         <w:t xml:space="preserve">Gateway# </w:t>
       </w:r>
-      <w:proofErr w:type="gramStart"/>
       <w:r>
         <w:rPr>
           <w:b/>
           <w:lang w:val="es-MX"/>
         </w:rPr>
-        <w:t>show</w:t>
-      </w:r>
-      <w:proofErr w:type="gramEnd"/>
-      <w:r>
-        <w:rPr>
-          <w:b/>
-          <w:lang w:val="es-MX"/>
-        </w:rPr>
-        <w:t xml:space="preserve"> </w:t>
+        <w:t xml:space="preserve">show </w:t>
       </w:r>
       <w:proofErr w:type="spellStart"/>
       <w:r>
@@ -3444,6 +3519,7 @@
     <w:p>
       <w:pPr>
         <w:pStyle w:val="BodyTextL50"/>
+        <w:spacing w:line="300" w:lineRule="exact"/>
         <w:jc w:val="both"/>
       </w:pPr>
       <w:r>
@@ -3500,6 +3576,7 @@
     <w:p>
       <w:pPr>
         <w:pStyle w:val="BodyTextL50"/>
+        <w:spacing w:line="300" w:lineRule="exact"/>
       </w:pPr>
       <w:r>
         <w:t xml:space="preserve">¿Cuál sería el resultado de hacer ping del </w:t>
@@ -3518,6 +3595,7 @@
     <w:p>
       <w:pPr>
         <w:pStyle w:val="BodyTextL50"/>
+        <w:spacing w:line="300" w:lineRule="exact"/>
         <w:rPr>
           <w:b/>
           <w:bCs/>
@@ -3550,11 +3628,16 @@
     <w:p>
       <w:pPr>
         <w:pStyle w:val="PartHead"/>
-        <w:tabs>
-          <w:tab w:val="clear" w:pos="1080"/>
-        </w:tabs>
-        <w:ind w:left="1469" w:hanging="1469"/>
-      </w:pPr>
+        <w:numPr>
+          <w:ilvl w:val="0"/>
+          <w:numId w:val="0"/>
+        </w:numPr>
+        <w:ind w:left="1080" w:hanging="1080"/>
+      </w:pPr>
+      <w:r>
+        <w:lastRenderedPageBreak/>
+        <w:t xml:space="preserve">Parte 3: </w:t>
+      </w:r>
       <w:r>
         <w:t>Configuración y verificación de la NAT dinámic</w:t>
       </w:r>
@@ -3565,6 +3648,8 @@
     <w:p>
       <w:pPr>
         <w:pStyle w:val="BodyTextL25"/>
+        <w:spacing w:line="300" w:lineRule="exact"/>
+        <w:ind w:left="357"/>
       </w:pPr>
       <w:r>
         <w:t>La NAT dinámica utiliza un conjunto de direcciones públicas y las asigna según el orden de llegada. Cuando un dispositivo interno solicita acceso a una red externa, la NAT dinámica asigna una dirección IPv4 pública disponible del conjunto. La NAT dinámica produce una asignación de varias direcciones a varias direcciones entre direcciones locales y globales.</w:t>
@@ -3573,6 +3658,11 @@
     <w:p>
       <w:pPr>
         <w:pStyle w:val="StepHead"/>
+        <w:numPr>
+          <w:ilvl w:val="0"/>
+          <w:numId w:val="25"/>
+        </w:numPr>
+        <w:spacing w:after="0"/>
       </w:pPr>
       <w:bookmarkStart w:id="1" w:name="_Hlk196835428"/>
       <w:r>
@@ -3581,7 +3671,6 @@
       <w:r>
         <w:rPr>
           <w:rFonts w:hint="eastAsia"/>
-          <w:lang w:eastAsia="zh-CN"/>
         </w:rPr>
         <w:t xml:space="preserve"> </w:t>
       </w:r>
@@ -3654,6 +3743,11 @@
     <w:p>
       <w:pPr>
         <w:pStyle w:val="StepHead"/>
+        <w:numPr>
+          <w:ilvl w:val="0"/>
+          <w:numId w:val="25"/>
+        </w:numPr>
+        <w:spacing w:after="0"/>
       </w:pPr>
       <w:r>
         <w:t>Definir</w:t>
@@ -3661,7 +3755,6 @@
       <w:r>
         <w:rPr>
           <w:rFonts w:hint="eastAsia"/>
-          <w:lang w:eastAsia="zh-CN"/>
         </w:rPr>
         <w:t xml:space="preserve"> </w:t>
       </w:r>
@@ -3705,15 +3798,18 @@
     <w:p>
       <w:pPr>
         <w:pStyle w:val="StepHead"/>
-      </w:pPr>
-      <w:r>
-        <w:lastRenderedPageBreak/>
+        <w:numPr>
+          <w:ilvl w:val="0"/>
+          <w:numId w:val="25"/>
+        </w:numPr>
+        <w:spacing w:after="0"/>
+      </w:pPr>
+      <w:r>
         <w:t>Definir</w:t>
       </w:r>
       <w:r>
         <w:rPr>
           <w:rFonts w:hint="eastAsia"/>
-          <w:lang w:eastAsia="zh-CN"/>
         </w:rPr>
         <w:t xml:space="preserve"> </w:t>
       </w:r>
@@ -3735,16 +3831,8 @@
         <w:rPr>
           <w:lang w:val="en-US"/>
         </w:rPr>
-        <w:t>Gateway(</w:t>
-      </w:r>
-      <w:proofErr w:type="gramStart"/>
-      <w:r>
-        <w:rPr>
-          <w:lang w:val="en-US"/>
-        </w:rPr>
-        <w:t>config)#</w:t>
-      </w:r>
-      <w:proofErr w:type="gramEnd"/>
+        <w:t>Gateway(config)#</w:t>
+      </w:r>
       <w:r>
         <w:rPr>
           <w:b/>
@@ -3818,6 +3906,11 @@
     <w:p>
       <w:pPr>
         <w:pStyle w:val="StepHead"/>
+        <w:numPr>
+          <w:ilvl w:val="0"/>
+          <w:numId w:val="25"/>
+        </w:numPr>
+        <w:spacing w:after="0"/>
       </w:pPr>
       <w:r>
         <w:t>Definir</w:t>
@@ -3825,7 +3918,6 @@
       <w:r>
         <w:rPr>
           <w:rFonts w:hint="eastAsia"/>
-          <w:lang w:eastAsia="zh-CN"/>
         </w:rPr>
         <w:t xml:space="preserve"> </w:t>
       </w:r>
@@ -3839,6 +3931,7 @@
     <w:p>
       <w:pPr>
         <w:pStyle w:val="BodyTextL50"/>
+        <w:spacing w:line="300" w:lineRule="exact"/>
       </w:pPr>
       <w:r>
         <w:rPr>
@@ -3862,21 +3955,7 @@
         <w:rPr>
           <w:lang w:val="en-US"/>
         </w:rPr>
-        <w:t>Gateway(</w:t>
-      </w:r>
-      <w:proofErr w:type="gramStart"/>
-      <w:r>
-        <w:rPr>
-          <w:lang w:val="en-US"/>
-        </w:rPr>
-        <w:t>config)#</w:t>
-      </w:r>
-      <w:proofErr w:type="gramEnd"/>
-      <w:r>
-        <w:rPr>
-          <w:lang w:val="en-US"/>
-        </w:rPr>
-        <w:t xml:space="preserve"> </w:t>
+        <w:t xml:space="preserve">Gateway(config)# </w:t>
       </w:r>
       <w:proofErr w:type="spellStart"/>
       <w:r>
@@ -3923,6 +4002,11 @@
     <w:p>
       <w:pPr>
         <w:pStyle w:val="StepHead"/>
+        <w:numPr>
+          <w:ilvl w:val="0"/>
+          <w:numId w:val="25"/>
+        </w:numPr>
+        <w:ind w:left="357" w:hanging="357"/>
       </w:pPr>
       <w:bookmarkStart w:id="2" w:name="_Hlk196835181"/>
       <w:r>
@@ -3931,7 +4015,6 @@
       <w:r>
         <w:rPr>
           <w:rFonts w:hint="eastAsia"/>
-          <w:lang w:eastAsia="zh-CN"/>
         </w:rPr>
         <w:t xml:space="preserve"> </w:t>
       </w:r>
@@ -4406,6 +4489,11 @@
     <w:p>
       <w:pPr>
         <w:pStyle w:val="SubStepAlpha"/>
+        <w:numPr>
+          <w:ilvl w:val="0"/>
+          <w:numId w:val="0"/>
+        </w:numPr>
+        <w:ind w:left="720" w:hanging="360"/>
       </w:pPr>
       <w:r>
         <w:t xml:space="preserve">En el </w:t>
@@ -4433,28 +4521,35 @@
       <w:pPr>
         <w:pStyle w:val="CMD"/>
         <w:rPr>
-          <w:lang w:val="es-MX"/>
-        </w:rPr>
-      </w:pPr>
-      <w:r>
-        <w:rPr>
-          <w:lang w:val="es-MX"/>
+          <w:lang w:val="en-US"/>
+        </w:rPr>
+      </w:pPr>
+      <w:r>
+        <w:rPr>
+          <w:lang w:val="en-US"/>
         </w:rPr>
         <w:t xml:space="preserve">Gateway# </w:t>
       </w:r>
-      <w:proofErr w:type="gramStart"/>
-      <w:r>
-        <w:rPr>
-          <w:b/>
-          <w:lang w:val="es-MX"/>
-        </w:rPr>
-        <w:t>show</w:t>
-      </w:r>
-      <w:proofErr w:type="gramEnd"/>
-      <w:r>
-        <w:rPr>
-          <w:b/>
-          <w:lang w:val="es-MX"/>
+      <w:r>
+        <w:rPr>
+          <w:b/>
+          <w:lang w:val="en-US"/>
+        </w:rPr>
+        <w:t xml:space="preserve">show </w:t>
+      </w:r>
+      <w:proofErr w:type="spellStart"/>
+      <w:r>
+        <w:rPr>
+          <w:b/>
+          <w:lang w:val="en-US"/>
+        </w:rPr>
+        <w:t>ip</w:t>
+      </w:r>
+      <w:proofErr w:type="spellEnd"/>
+      <w:r>
+        <w:rPr>
+          <w:b/>
+          <w:lang w:val="en-US"/>
         </w:rPr>
         <w:t xml:space="preserve"> </w:t>
       </w:r>
@@ -4462,54 +4557,99 @@
       <w:r>
         <w:rPr>
           <w:b/>
-          <w:lang w:val="es-MX"/>
-        </w:rPr>
-        <w:t>ip</w:t>
+          <w:lang w:val="en-US"/>
+        </w:rPr>
+        <w:t>nat</w:t>
       </w:r>
       <w:proofErr w:type="spellEnd"/>
       <w:r>
         <w:rPr>
           <w:b/>
-          <w:lang w:val="es-MX"/>
-        </w:rPr>
-        <w:t xml:space="preserve"> </w:t>
-      </w:r>
-      <w:proofErr w:type="spellStart"/>
-      <w:r>
-        <w:rPr>
-          <w:b/>
-          <w:lang w:val="es-MX"/>
-        </w:rPr>
-        <w:t>nat</w:t>
-      </w:r>
-      <w:proofErr w:type="spellEnd"/>
-      <w:r>
-        <w:rPr>
-          <w:b/>
-          <w:lang w:val="es-MX"/>
-        </w:rPr>
-        <w:t xml:space="preserve"> </w:t>
-      </w:r>
-      <w:proofErr w:type="spellStart"/>
-      <w:r>
-        <w:rPr>
-          <w:b/>
-          <w:lang w:val="es-MX"/>
-        </w:rPr>
-        <w:t>translations</w:t>
-      </w:r>
-      <w:proofErr w:type="spellEnd"/>
+          <w:lang w:val="en-US"/>
+        </w:rPr>
+        <w:t xml:space="preserve"> translations</w:t>
+      </w:r>
     </w:p>
     <w:bookmarkEnd w:id="2"/>
     <w:p>
       <w:pPr>
         <w:pStyle w:val="PartHead"/>
-        <w:tabs>
-          <w:tab w:val="clear" w:pos="1080"/>
-        </w:tabs>
-        <w:spacing w:line="264" w:lineRule="auto"/>
-        <w:ind w:left="1247" w:hanging="1247"/>
-      </w:pPr>
+        <w:numPr>
+          <w:ilvl w:val="0"/>
+          <w:numId w:val="0"/>
+        </w:numPr>
+        <w:ind w:left="1080" w:hanging="1080"/>
+        <w:rPr>
+          <w:lang w:val="en-US"/>
+        </w:rPr>
+      </w:pPr>
+    </w:p>
+    <w:p>
+      <w:pPr>
+        <w:pStyle w:val="PartHead"/>
+        <w:numPr>
+          <w:ilvl w:val="0"/>
+          <w:numId w:val="0"/>
+        </w:numPr>
+        <w:ind w:left="1080" w:hanging="1080"/>
+        <w:rPr>
+          <w:lang w:val="en-US"/>
+        </w:rPr>
+      </w:pPr>
+    </w:p>
+    <w:p>
+      <w:pPr>
+        <w:pStyle w:val="PartHead"/>
+        <w:numPr>
+          <w:ilvl w:val="0"/>
+          <w:numId w:val="0"/>
+        </w:numPr>
+        <w:ind w:left="1080" w:hanging="1080"/>
+        <w:rPr>
+          <w:lang w:val="en-US"/>
+        </w:rPr>
+      </w:pPr>
+    </w:p>
+    <w:p>
+      <w:pPr>
+        <w:spacing w:before="0" w:after="0" w:line="240" w:lineRule="auto"/>
+        <w:rPr>
+          <w:b/>
+          <w:sz w:val="28"/>
+          <w:lang w:val="en-US"/>
+        </w:rPr>
+      </w:pPr>
+      <w:r>
+        <w:rPr>
+          <w:lang w:val="en-US"/>
+        </w:rPr>
+        <w:br w:type="page"/>
+      </w:r>
+    </w:p>
+    <w:p>
+      <w:pPr>
+        <w:pStyle w:val="PartHead"/>
+        <w:numPr>
+          <w:ilvl w:val="0"/>
+          <w:numId w:val="0"/>
+        </w:numPr>
+        <w:ind w:left="1080" w:hanging="1080"/>
+      </w:pPr>
+      <w:proofErr w:type="spellStart"/>
+      <w:r>
+        <w:rPr>
+          <w:lang w:val="en-US"/>
+        </w:rPr>
+        <w:lastRenderedPageBreak/>
+        <w:t>Parte</w:t>
+      </w:r>
+      <w:proofErr w:type="spellEnd"/>
+      <w:r>
+        <w:rPr>
+          <w:lang w:val="en-US"/>
+        </w:rPr>
+        <w:t xml:space="preserve"> 4. </w:t>
+      </w:r>
       <w:r>
         <w:t>Configuración de NAT con sobrecarga (PAT)</w:t>
       </w:r>
@@ -4574,7 +4714,11 @@
     <w:p>
       <w:pPr>
         <w:pStyle w:val="StepHead"/>
-        <w:spacing w:line="264" w:lineRule="auto"/>
+        <w:numPr>
+          <w:ilvl w:val="0"/>
+          <w:numId w:val="32"/>
+        </w:numPr>
+        <w:spacing w:after="0"/>
       </w:pPr>
       <w:r>
         <w:t>Defina la NAT desde la lista de origen interna hasta el conjunto externo.</w:t>
@@ -4593,21 +4737,7 @@
         <w:rPr>
           <w:lang w:val="en-US"/>
         </w:rPr>
-        <w:t>Gateway(</w:t>
-      </w:r>
-      <w:proofErr w:type="gramStart"/>
-      <w:r>
-        <w:rPr>
-          <w:lang w:val="en-US"/>
-        </w:rPr>
-        <w:t>config)#</w:t>
-      </w:r>
-      <w:proofErr w:type="gramEnd"/>
-      <w:r>
-        <w:rPr>
-          <w:lang w:val="en-US"/>
-        </w:rPr>
-        <w:t xml:space="preserve"> </w:t>
+        <w:t xml:space="preserve">Gateway(config)# </w:t>
       </w:r>
       <w:proofErr w:type="spellStart"/>
       <w:r>
@@ -4661,7 +4791,11 @@
     <w:p>
       <w:pPr>
         <w:pStyle w:val="StepHead"/>
-        <w:spacing w:line="264" w:lineRule="auto"/>
+        <w:numPr>
+          <w:ilvl w:val="0"/>
+          <w:numId w:val="32"/>
+        </w:numPr>
+        <w:ind w:left="357" w:hanging="357"/>
       </w:pPr>
       <w:r>
         <w:t>Probar la configuración</w:t>
@@ -5134,6 +5268,11 @@
     <w:p>
       <w:pPr>
         <w:pStyle w:val="SubStepAlpha"/>
+        <w:numPr>
+          <w:ilvl w:val="0"/>
+          <w:numId w:val="0"/>
+        </w:numPr>
+        <w:ind w:left="720" w:hanging="360"/>
       </w:pPr>
       <w:r>
         <w:t xml:space="preserve">En el </w:t>
@@ -5161,21 +5300,12 @@
         </w:rPr>
         <w:t xml:space="preserve">Gateway# </w:t>
       </w:r>
-      <w:proofErr w:type="gramStart"/>
       <w:r>
         <w:rPr>
           <w:b/>
           <w:lang w:val="es-MX"/>
         </w:rPr>
-        <w:t>show</w:t>
-      </w:r>
-      <w:proofErr w:type="gramEnd"/>
-      <w:r>
-        <w:rPr>
-          <w:b/>
-          <w:lang w:val="es-MX"/>
-        </w:rPr>
-        <w:t xml:space="preserve"> </w:t>
+        <w:t xml:space="preserve">show </w:t>
       </w:r>
       <w:proofErr w:type="spellStart"/>
       <w:r>
@@ -5229,10 +5359,10 @@
       </w:pPr>
     </w:p>
     <w:sectPr>
-      <w:headerReference w:type="default" r:id="rId9"/>
-      <w:footerReference w:type="default" r:id="rId10"/>
-      <w:headerReference w:type="first" r:id="rId11"/>
-      <w:footerReference w:type="first" r:id="rId12"/>
+      <w:headerReference w:type="default" r:id="rId8"/>
+      <w:footerReference w:type="default" r:id="rId9"/>
+      <w:headerReference w:type="first" r:id="rId10"/>
+      <w:footerReference w:type="first" r:id="rId11"/>
       <w:pgSz w:w="12240" w:h="15840" w:code="1"/>
       <w:pgMar w:top="1440" w:right="1080" w:bottom="851" w:left="1080" w:header="720" w:footer="720" w:gutter="0"/>
       <w:cols w:space="720"/>
@@ -6157,7 +6287,7 @@
   <w:abstractNum w:abstractNumId="4" w15:restartNumberingAfterBreak="0">
     <w:nsid w:val="1D796360"/>
     <w:multiLevelType w:val="multilevel"/>
-    <w:tmpl w:val="B61252BE"/>
+    <w:tmpl w:val="D7067C4E"/>
     <w:styleLink w:val="PartStepSubStepList"/>
     <w:lvl w:ilvl="0">
       <w:start w:val="1"/>
@@ -6195,17 +6325,11 @@
       <w:start w:val="1"/>
       <w:numFmt w:val="lowerLetter"/>
       <w:pStyle w:val="SubStepAlpha"/>
-      <w:lvlText w:val="%3."/>
+      <w:lvlText w:val="%3)"/>
       <w:lvlJc w:val="left"/>
       <w:pPr>
-        <w:tabs>
-          <w:tab w:val="num" w:pos="720"/>
-        </w:tabs>
         <w:ind w:left="720" w:hanging="360"/>
       </w:pPr>
-      <w:rPr>
-        <w:rFonts w:hint="default"/>
-      </w:rPr>
     </w:lvl>
     <w:lvl w:ilvl="3">
       <w:start w:val="1"/>
@@ -6300,6 +6424,92 @@
     </w:lvl>
   </w:abstractNum>
   <w:abstractNum w:abstractNumId="5" w15:restartNumberingAfterBreak="0">
+    <w:nsid w:val="1D9E6D54"/>
+    <w:multiLevelType w:val="hybridMultilevel"/>
+    <w:tmpl w:val="EF3EB5FC"/>
+    <w:lvl w:ilvl="0" w:tplc="080A000F">
+      <w:start w:val="1"/>
+      <w:numFmt w:val="decimal"/>
+      <w:lvlText w:val="%1."/>
+      <w:lvlJc w:val="left"/>
+      <w:pPr>
+        <w:ind w:left="360" w:hanging="360"/>
+      </w:pPr>
+    </w:lvl>
+    <w:lvl w:ilvl="1" w:tplc="080A0019" w:tentative="1">
+      <w:start w:val="1"/>
+      <w:numFmt w:val="lowerLetter"/>
+      <w:lvlText w:val="%2."/>
+      <w:lvlJc w:val="left"/>
+      <w:pPr>
+        <w:ind w:left="1080" w:hanging="360"/>
+      </w:pPr>
+    </w:lvl>
+    <w:lvl w:ilvl="2" w:tplc="080A001B" w:tentative="1">
+      <w:start w:val="1"/>
+      <w:numFmt w:val="lowerRoman"/>
+      <w:lvlText w:val="%3."/>
+      <w:lvlJc w:val="right"/>
+      <w:pPr>
+        <w:ind w:left="1800" w:hanging="180"/>
+      </w:pPr>
+    </w:lvl>
+    <w:lvl w:ilvl="3" w:tplc="080A000F" w:tentative="1">
+      <w:start w:val="1"/>
+      <w:numFmt w:val="decimal"/>
+      <w:lvlText w:val="%4."/>
+      <w:lvlJc w:val="left"/>
+      <w:pPr>
+        <w:ind w:left="2520" w:hanging="360"/>
+      </w:pPr>
+    </w:lvl>
+    <w:lvl w:ilvl="4" w:tplc="080A0019" w:tentative="1">
+      <w:start w:val="1"/>
+      <w:numFmt w:val="lowerLetter"/>
+      <w:lvlText w:val="%5."/>
+      <w:lvlJc w:val="left"/>
+      <w:pPr>
+        <w:ind w:left="3240" w:hanging="360"/>
+      </w:pPr>
+    </w:lvl>
+    <w:lvl w:ilvl="5" w:tplc="080A001B" w:tentative="1">
+      <w:start w:val="1"/>
+      <w:numFmt w:val="lowerRoman"/>
+      <w:lvlText w:val="%6."/>
+      <w:lvlJc w:val="right"/>
+      <w:pPr>
+        <w:ind w:left="3960" w:hanging="180"/>
+      </w:pPr>
+    </w:lvl>
+    <w:lvl w:ilvl="6" w:tplc="080A000F" w:tentative="1">
+      <w:start w:val="1"/>
+      <w:numFmt w:val="decimal"/>
+      <w:lvlText w:val="%7."/>
+      <w:lvlJc w:val="left"/>
+      <w:pPr>
+        <w:ind w:left="4680" w:hanging="360"/>
+      </w:pPr>
+    </w:lvl>
+    <w:lvl w:ilvl="7" w:tplc="080A0019" w:tentative="1">
+      <w:start w:val="1"/>
+      <w:numFmt w:val="lowerLetter"/>
+      <w:lvlText w:val="%8."/>
+      <w:lvlJc w:val="left"/>
+      <w:pPr>
+        <w:ind w:left="5400" w:hanging="360"/>
+      </w:pPr>
+    </w:lvl>
+    <w:lvl w:ilvl="8" w:tplc="080A001B" w:tentative="1">
+      <w:start w:val="1"/>
+      <w:numFmt w:val="lowerRoman"/>
+      <w:lvlText w:val="%9."/>
+      <w:lvlJc w:val="right"/>
+      <w:pPr>
+        <w:ind w:left="6120" w:hanging="180"/>
+      </w:pPr>
+    </w:lvl>
+  </w:abstractNum>
+  <w:abstractNum w:abstractNumId="6" w15:restartNumberingAfterBreak="0">
     <w:nsid w:val="21C77B78"/>
     <w:multiLevelType w:val="multilevel"/>
     <w:tmpl w:val="DB06027C"/>
@@ -6423,7 +6633,182 @@
       </w:rPr>
     </w:lvl>
   </w:abstractNum>
-  <w:abstractNum w:abstractNumId="6" w15:restartNumberingAfterBreak="0">
+  <w:abstractNum w:abstractNumId="7" w15:restartNumberingAfterBreak="0">
+    <w:nsid w:val="35B36514"/>
+    <w:multiLevelType w:val="hybridMultilevel"/>
+    <w:tmpl w:val="53486DF4"/>
+    <w:lvl w:ilvl="0" w:tplc="FFFFFFFF">
+      <w:start w:val="1"/>
+      <w:numFmt w:val="decimal"/>
+      <w:lvlText w:val="%1."/>
+      <w:lvlJc w:val="left"/>
+      <w:pPr>
+        <w:ind w:left="360" w:hanging="360"/>
+      </w:pPr>
+      <w:rPr>
+        <w:rFonts w:hint="default"/>
+      </w:rPr>
+    </w:lvl>
+    <w:lvl w:ilvl="1" w:tplc="FFFFFFFF" w:tentative="1">
+      <w:start w:val="1"/>
+      <w:numFmt w:val="lowerLetter"/>
+      <w:lvlText w:val="%2."/>
+      <w:lvlJc w:val="left"/>
+      <w:pPr>
+        <w:ind w:left="1080" w:hanging="360"/>
+      </w:pPr>
+    </w:lvl>
+    <w:lvl w:ilvl="2" w:tplc="FFFFFFFF" w:tentative="1">
+      <w:start w:val="1"/>
+      <w:numFmt w:val="lowerRoman"/>
+      <w:lvlText w:val="%3."/>
+      <w:lvlJc w:val="right"/>
+      <w:pPr>
+        <w:ind w:left="1800" w:hanging="180"/>
+      </w:pPr>
+    </w:lvl>
+    <w:lvl w:ilvl="3" w:tplc="FFFFFFFF" w:tentative="1">
+      <w:start w:val="1"/>
+      <w:numFmt w:val="decimal"/>
+      <w:lvlText w:val="%4."/>
+      <w:lvlJc w:val="left"/>
+      <w:pPr>
+        <w:ind w:left="2520" w:hanging="360"/>
+      </w:pPr>
+    </w:lvl>
+    <w:lvl w:ilvl="4" w:tplc="FFFFFFFF" w:tentative="1">
+      <w:start w:val="1"/>
+      <w:numFmt w:val="lowerLetter"/>
+      <w:lvlText w:val="%5."/>
+      <w:lvlJc w:val="left"/>
+      <w:pPr>
+        <w:ind w:left="3240" w:hanging="360"/>
+      </w:pPr>
+    </w:lvl>
+    <w:lvl w:ilvl="5" w:tplc="FFFFFFFF" w:tentative="1">
+      <w:start w:val="1"/>
+      <w:numFmt w:val="lowerRoman"/>
+      <w:lvlText w:val="%6."/>
+      <w:lvlJc w:val="right"/>
+      <w:pPr>
+        <w:ind w:left="3960" w:hanging="180"/>
+      </w:pPr>
+    </w:lvl>
+    <w:lvl w:ilvl="6" w:tplc="FFFFFFFF" w:tentative="1">
+      <w:start w:val="1"/>
+      <w:numFmt w:val="decimal"/>
+      <w:lvlText w:val="%7."/>
+      <w:lvlJc w:val="left"/>
+      <w:pPr>
+        <w:ind w:left="4680" w:hanging="360"/>
+      </w:pPr>
+    </w:lvl>
+    <w:lvl w:ilvl="7" w:tplc="FFFFFFFF" w:tentative="1">
+      <w:start w:val="1"/>
+      <w:numFmt w:val="lowerLetter"/>
+      <w:lvlText w:val="%8."/>
+      <w:lvlJc w:val="left"/>
+      <w:pPr>
+        <w:ind w:left="5400" w:hanging="360"/>
+      </w:pPr>
+    </w:lvl>
+    <w:lvl w:ilvl="8" w:tplc="FFFFFFFF" w:tentative="1">
+      <w:start w:val="1"/>
+      <w:numFmt w:val="lowerRoman"/>
+      <w:lvlText w:val="%9."/>
+      <w:lvlJc w:val="right"/>
+      <w:pPr>
+        <w:ind w:left="6120" w:hanging="180"/>
+      </w:pPr>
+    </w:lvl>
+  </w:abstractNum>
+  <w:abstractNum w:abstractNumId="8" w15:restartNumberingAfterBreak="0">
+    <w:nsid w:val="376975F8"/>
+    <w:multiLevelType w:val="hybridMultilevel"/>
+    <w:tmpl w:val="EF3EB5FC"/>
+    <w:lvl w:ilvl="0" w:tplc="FFFFFFFF">
+      <w:start w:val="1"/>
+      <w:numFmt w:val="decimal"/>
+      <w:lvlText w:val="%1."/>
+      <w:lvlJc w:val="left"/>
+      <w:pPr>
+        <w:ind w:left="360" w:hanging="360"/>
+      </w:pPr>
+    </w:lvl>
+    <w:lvl w:ilvl="1" w:tplc="FFFFFFFF" w:tentative="1">
+      <w:start w:val="1"/>
+      <w:numFmt w:val="lowerLetter"/>
+      <w:lvlText w:val="%2."/>
+      <w:lvlJc w:val="left"/>
+      <w:pPr>
+        <w:ind w:left="1080" w:hanging="360"/>
+      </w:pPr>
+    </w:lvl>
+    <w:lvl w:ilvl="2" w:tplc="FFFFFFFF" w:tentative="1">
+      <w:start w:val="1"/>
+      <w:numFmt w:val="lowerRoman"/>
+      <w:lvlText w:val="%3."/>
+      <w:lvlJc w:val="right"/>
+      <w:pPr>
+        <w:ind w:left="1800" w:hanging="180"/>
+      </w:pPr>
+    </w:lvl>
+    <w:lvl w:ilvl="3" w:tplc="FFFFFFFF" w:tentative="1">
+      <w:start w:val="1"/>
+      <w:numFmt w:val="decimal"/>
+      <w:lvlText w:val="%4."/>
+      <w:lvlJc w:val="left"/>
+      <w:pPr>
+        <w:ind w:left="2520" w:hanging="360"/>
+      </w:pPr>
+    </w:lvl>
+    <w:lvl w:ilvl="4" w:tplc="FFFFFFFF" w:tentative="1">
+      <w:start w:val="1"/>
+      <w:numFmt w:val="lowerLetter"/>
+      <w:lvlText w:val="%5."/>
+      <w:lvlJc w:val="left"/>
+      <w:pPr>
+        <w:ind w:left="3240" w:hanging="360"/>
+      </w:pPr>
+    </w:lvl>
+    <w:lvl w:ilvl="5" w:tplc="FFFFFFFF" w:tentative="1">
+      <w:start w:val="1"/>
+      <w:numFmt w:val="lowerRoman"/>
+      <w:lvlText w:val="%6."/>
+      <w:lvlJc w:val="right"/>
+      <w:pPr>
+        <w:ind w:left="3960" w:hanging="180"/>
+      </w:pPr>
+    </w:lvl>
+    <w:lvl w:ilvl="6" w:tplc="FFFFFFFF" w:tentative="1">
+      <w:start w:val="1"/>
+      <w:numFmt w:val="decimal"/>
+      <w:lvlText w:val="%7."/>
+      <w:lvlJc w:val="left"/>
+      <w:pPr>
+        <w:ind w:left="4680" w:hanging="360"/>
+      </w:pPr>
+    </w:lvl>
+    <w:lvl w:ilvl="7" w:tplc="FFFFFFFF" w:tentative="1">
+      <w:start w:val="1"/>
+      <w:numFmt w:val="lowerLetter"/>
+      <w:lvlText w:val="%8."/>
+      <w:lvlJc w:val="left"/>
+      <w:pPr>
+        <w:ind w:left="5400" w:hanging="360"/>
+      </w:pPr>
+    </w:lvl>
+    <w:lvl w:ilvl="8" w:tplc="FFFFFFFF" w:tentative="1">
+      <w:start w:val="1"/>
+      <w:numFmt w:val="lowerRoman"/>
+      <w:lvlText w:val="%9."/>
+      <w:lvlJc w:val="right"/>
+      <w:pPr>
+        <w:ind w:left="6120" w:hanging="180"/>
+      </w:pPr>
+    </w:lvl>
+  </w:abstractNum>
+  <w:abstractNum w:abstractNumId="9" w15:restartNumberingAfterBreak="0">
     <w:nsid w:val="4BF23836"/>
     <w:multiLevelType w:val="multilevel"/>
     <w:tmpl w:val="341ECD14"/>
@@ -6553,14 +6938,103 @@
       </w:rPr>
     </w:lvl>
   </w:abstractNum>
+  <w:abstractNum w:abstractNumId="10" w15:restartNumberingAfterBreak="0">
+    <w:nsid w:val="53DC693E"/>
+    <w:multiLevelType w:val="hybridMultilevel"/>
+    <w:tmpl w:val="53486DF4"/>
+    <w:lvl w:ilvl="0" w:tplc="8E806C92">
+      <w:start w:val="1"/>
+      <w:numFmt w:val="decimal"/>
+      <w:lvlText w:val="%1."/>
+      <w:lvlJc w:val="left"/>
+      <w:pPr>
+        <w:ind w:left="360" w:hanging="360"/>
+      </w:pPr>
+      <w:rPr>
+        <w:rFonts w:hint="default"/>
+      </w:rPr>
+    </w:lvl>
+    <w:lvl w:ilvl="1" w:tplc="FFFFFFFF" w:tentative="1">
+      <w:start w:val="1"/>
+      <w:numFmt w:val="lowerLetter"/>
+      <w:lvlText w:val="%2."/>
+      <w:lvlJc w:val="left"/>
+      <w:pPr>
+        <w:ind w:left="1080" w:hanging="360"/>
+      </w:pPr>
+    </w:lvl>
+    <w:lvl w:ilvl="2" w:tplc="FFFFFFFF" w:tentative="1">
+      <w:start w:val="1"/>
+      <w:numFmt w:val="lowerRoman"/>
+      <w:lvlText w:val="%3."/>
+      <w:lvlJc w:val="right"/>
+      <w:pPr>
+        <w:ind w:left="1800" w:hanging="180"/>
+      </w:pPr>
+    </w:lvl>
+    <w:lvl w:ilvl="3" w:tplc="FFFFFFFF" w:tentative="1">
+      <w:start w:val="1"/>
+      <w:numFmt w:val="decimal"/>
+      <w:lvlText w:val="%4."/>
+      <w:lvlJc w:val="left"/>
+      <w:pPr>
+        <w:ind w:left="2520" w:hanging="360"/>
+      </w:pPr>
+    </w:lvl>
+    <w:lvl w:ilvl="4" w:tplc="FFFFFFFF" w:tentative="1">
+      <w:start w:val="1"/>
+      <w:numFmt w:val="lowerLetter"/>
+      <w:lvlText w:val="%5."/>
+      <w:lvlJc w:val="left"/>
+      <w:pPr>
+        <w:ind w:left="3240" w:hanging="360"/>
+      </w:pPr>
+    </w:lvl>
+    <w:lvl w:ilvl="5" w:tplc="FFFFFFFF" w:tentative="1">
+      <w:start w:val="1"/>
+      <w:numFmt w:val="lowerRoman"/>
+      <w:lvlText w:val="%6."/>
+      <w:lvlJc w:val="right"/>
+      <w:pPr>
+        <w:ind w:left="3960" w:hanging="180"/>
+      </w:pPr>
+    </w:lvl>
+    <w:lvl w:ilvl="6" w:tplc="FFFFFFFF" w:tentative="1">
+      <w:start w:val="1"/>
+      <w:numFmt w:val="decimal"/>
+      <w:lvlText w:val="%7."/>
+      <w:lvlJc w:val="left"/>
+      <w:pPr>
+        <w:ind w:left="4680" w:hanging="360"/>
+      </w:pPr>
+    </w:lvl>
+    <w:lvl w:ilvl="7" w:tplc="FFFFFFFF" w:tentative="1">
+      <w:start w:val="1"/>
+      <w:numFmt w:val="lowerLetter"/>
+      <w:lvlText w:val="%8."/>
+      <w:lvlJc w:val="left"/>
+      <w:pPr>
+        <w:ind w:left="5400" w:hanging="360"/>
+      </w:pPr>
+    </w:lvl>
+    <w:lvl w:ilvl="8" w:tplc="FFFFFFFF" w:tentative="1">
+      <w:start w:val="1"/>
+      <w:numFmt w:val="lowerRoman"/>
+      <w:lvlText w:val="%9."/>
+      <w:lvlJc w:val="right"/>
+      <w:pPr>
+        <w:ind w:left="6120" w:hanging="180"/>
+      </w:pPr>
+    </w:lvl>
+  </w:abstractNum>
   <w:num w:numId="1" w16cid:durableId="892623968">
-    <w:abstractNumId w:val="6"/>
+    <w:abstractNumId w:val="9"/>
   </w:num>
   <w:num w:numId="2" w16cid:durableId="1740440392">
     <w:abstractNumId w:val="4"/>
   </w:num>
   <w:num w:numId="3" w16cid:durableId="1206334880">
-    <w:abstractNumId w:val="5"/>
+    <w:abstractNumId w:val="6"/>
     <w:lvlOverride w:ilvl="0">
       <w:lvl w:ilvl="0">
         <w:start w:val="1"/>
@@ -6602,6 +7076,156 @@
   </w:num>
   <w:num w:numId="11" w16cid:durableId="499737065">
     <w:abstractNumId w:val="0"/>
+  </w:num>
+  <w:num w:numId="12" w16cid:durableId="1971670575">
+    <w:abstractNumId w:val="5"/>
+  </w:num>
+  <w:num w:numId="13" w16cid:durableId="415516134">
+    <w:abstractNumId w:val="4"/>
+  </w:num>
+  <w:num w:numId="14" w16cid:durableId="786851251">
+    <w:abstractNumId w:val="4"/>
+  </w:num>
+  <w:num w:numId="15" w16cid:durableId="505831270">
+    <w:abstractNumId w:val="4"/>
+  </w:num>
+  <w:num w:numId="16" w16cid:durableId="1445270039">
+    <w:abstractNumId w:val="4"/>
+    <w:lvlOverride w:ilvl="0">
+      <w:startOverride w:val="1"/>
+    </w:lvlOverride>
+    <w:lvlOverride w:ilvl="1">
+      <w:startOverride w:val="1"/>
+    </w:lvlOverride>
+    <w:lvlOverride w:ilvl="2">
+      <w:startOverride w:val="1"/>
+    </w:lvlOverride>
+    <w:lvlOverride w:ilvl="3">
+      <w:startOverride w:val="1"/>
+    </w:lvlOverride>
+    <w:lvlOverride w:ilvl="4">
+      <w:startOverride w:val="1"/>
+    </w:lvlOverride>
+    <w:lvlOverride w:ilvl="5">
+      <w:startOverride w:val="1"/>
+    </w:lvlOverride>
+    <w:lvlOverride w:ilvl="6">
+      <w:startOverride w:val="1"/>
+    </w:lvlOverride>
+    <w:lvlOverride w:ilvl="7">
+      <w:startOverride w:val="1"/>
+    </w:lvlOverride>
+    <w:lvlOverride w:ilvl="8">
+      <w:startOverride w:val="1"/>
+    </w:lvlOverride>
+  </w:num>
+  <w:num w:numId="17" w16cid:durableId="231550429">
+    <w:abstractNumId w:val="4"/>
+  </w:num>
+  <w:num w:numId="18" w16cid:durableId="1608390343">
+    <w:abstractNumId w:val="4"/>
+  </w:num>
+  <w:num w:numId="19" w16cid:durableId="43526608">
+    <w:abstractNumId w:val="8"/>
+  </w:num>
+  <w:num w:numId="20" w16cid:durableId="717700483">
+    <w:abstractNumId w:val="4"/>
+  </w:num>
+  <w:num w:numId="21" w16cid:durableId="573129966">
+    <w:abstractNumId w:val="4"/>
+  </w:num>
+  <w:num w:numId="22" w16cid:durableId="806976658">
+    <w:abstractNumId w:val="4"/>
+    <w:lvlOverride w:ilvl="0">
+      <w:startOverride w:val="1"/>
+    </w:lvlOverride>
+    <w:lvlOverride w:ilvl="1">
+      <w:startOverride w:val="1"/>
+    </w:lvlOverride>
+    <w:lvlOverride w:ilvl="2">
+      <w:startOverride w:val="1"/>
+    </w:lvlOverride>
+    <w:lvlOverride w:ilvl="3">
+      <w:startOverride w:val="1"/>
+    </w:lvlOverride>
+    <w:lvlOverride w:ilvl="4">
+      <w:startOverride w:val="1"/>
+    </w:lvlOverride>
+    <w:lvlOverride w:ilvl="5">
+      <w:startOverride w:val="1"/>
+    </w:lvlOverride>
+    <w:lvlOverride w:ilvl="6">
+      <w:startOverride w:val="1"/>
+    </w:lvlOverride>
+    <w:lvlOverride w:ilvl="7">
+      <w:startOverride w:val="1"/>
+    </w:lvlOverride>
+    <w:lvlOverride w:ilvl="8">
+      <w:startOverride w:val="1"/>
+    </w:lvlOverride>
+  </w:num>
+  <w:num w:numId="23" w16cid:durableId="1685396900">
+    <w:abstractNumId w:val="4"/>
+  </w:num>
+  <w:num w:numId="24" w16cid:durableId="932123846">
+    <w:abstractNumId w:val="4"/>
+  </w:num>
+  <w:num w:numId="25" w16cid:durableId="1084187895">
+    <w:abstractNumId w:val="10"/>
+  </w:num>
+  <w:num w:numId="26" w16cid:durableId="132674755">
+    <w:abstractNumId w:val="4"/>
+  </w:num>
+  <w:num w:numId="27" w16cid:durableId="287704152">
+    <w:abstractNumId w:val="4"/>
+  </w:num>
+  <w:num w:numId="28" w16cid:durableId="422651321">
+    <w:abstractNumId w:val="4"/>
+  </w:num>
+  <w:num w:numId="29" w16cid:durableId="1841702487">
+    <w:abstractNumId w:val="4"/>
+  </w:num>
+  <w:num w:numId="30" w16cid:durableId="190850696">
+    <w:abstractNumId w:val="4"/>
+  </w:num>
+  <w:num w:numId="31" w16cid:durableId="748814731">
+    <w:abstractNumId w:val="4"/>
+  </w:num>
+  <w:num w:numId="32" w16cid:durableId="1904869560">
+    <w:abstractNumId w:val="7"/>
+  </w:num>
+  <w:num w:numId="33" w16cid:durableId="1794211398">
+    <w:abstractNumId w:val="4"/>
+  </w:num>
+  <w:num w:numId="34" w16cid:durableId="1689260458">
+    <w:abstractNumId w:val="4"/>
+    <w:lvlOverride w:ilvl="0">
+      <w:startOverride w:val="1"/>
+    </w:lvlOverride>
+    <w:lvlOverride w:ilvl="1">
+      <w:startOverride w:val="1"/>
+    </w:lvlOverride>
+    <w:lvlOverride w:ilvl="2">
+      <w:startOverride w:val="1"/>
+    </w:lvlOverride>
+    <w:lvlOverride w:ilvl="3">
+      <w:startOverride w:val="1"/>
+    </w:lvlOverride>
+    <w:lvlOverride w:ilvl="4">
+      <w:startOverride w:val="1"/>
+    </w:lvlOverride>
+    <w:lvlOverride w:ilvl="5">
+      <w:startOverride w:val="1"/>
+    </w:lvlOverride>
+    <w:lvlOverride w:ilvl="6">
+      <w:startOverride w:val="1"/>
+    </w:lvlOverride>
+    <w:lvlOverride w:ilvl="7">
+      <w:startOverride w:val="1"/>
+    </w:lvlOverride>
+    <w:lvlOverride w:ilvl="8">
+      <w:startOverride w:val="1"/>
+    </w:lvlOverride>
   </w:num>
   <w:numIdMacAtCleanup w:val="2"/>
 </w:numbering>
